--- a/projects/brazillian_e_commerce/OUTPUTS.docx
+++ b/projects/brazillian_e_commerce/OUTPUTS.docx
@@ -92,19 +92,8 @@
           <w:szCs w:val="24"/>
           <w:lang w:val="en-US"/>
         </w:rPr>
-        <w:t xml:space="preserve"> </w:t>
-      </w:r>
-      <w:proofErr w:type="spellStart"/>
-      <w:r>
-        <w:rPr>
-          <w:rFonts w:ascii="Times New Roman" w:hAnsi="Times New Roman" w:cs="Times New Roman"/>
-          <w:sz w:val="24"/>
-          <w:szCs w:val="24"/>
-          <w:lang w:val="en-US"/>
-        </w:rPr>
-        <w:t>brazillian_e_commerce</w:t>
-      </w:r>
-      <w:proofErr w:type="spellEnd"/>
+        <w:t xml:space="preserve"> brazillian_e_commerce</w:t>
+      </w:r>
     </w:p>
     <w:p>
       <w:pPr>
@@ -147,50 +136,26 @@
           <w:lang w:val="en-US"/>
         </w:rPr>
       </w:pPr>
-      <w:proofErr w:type="spellStart"/>
-      <w:r>
-        <w:rPr>
-          <w:rFonts w:ascii="Times New Roman" w:hAnsi="Times New Roman" w:cs="Times New Roman"/>
-          <w:b/>
-          <w:bCs/>
-          <w:sz w:val="24"/>
-          <w:szCs w:val="24"/>
-          <w:lang w:val="en-US"/>
-        </w:rPr>
-        <w:t>Table_name</w:t>
-      </w:r>
-      <w:proofErr w:type="spellEnd"/>
-      <w:r>
-        <w:rPr>
-          <w:rFonts w:ascii="Times New Roman" w:hAnsi="Times New Roman" w:cs="Times New Roman"/>
-          <w:b/>
-          <w:bCs/>
-          <w:sz w:val="24"/>
-          <w:szCs w:val="24"/>
-          <w:lang w:val="en-US"/>
-        </w:rPr>
-        <w:t>:</w:t>
-      </w:r>
-      <w:r>
-        <w:rPr>
-          <w:rFonts w:ascii="Times New Roman" w:hAnsi="Times New Roman" w:cs="Times New Roman"/>
-          <w:sz w:val="24"/>
-          <w:szCs w:val="24"/>
-          <w:lang w:val="en-US"/>
-        </w:rPr>
-        <w:t xml:space="preserve"> </w:t>
-      </w:r>
-      <w:proofErr w:type="spellStart"/>
-      <w:r>
-        <w:rPr>
-          <w:rFonts w:ascii="Times New Roman" w:hAnsi="Times New Roman" w:cs="Times New Roman"/>
-          <w:sz w:val="24"/>
-          <w:szCs w:val="24"/>
-          <w:lang w:val="en-US"/>
-        </w:rPr>
-        <w:t>bronze_orders</w:t>
-      </w:r>
-      <w:proofErr w:type="spellEnd"/>
+      <w:r>
+        <w:rPr>
+          <w:rFonts w:ascii="Times New Roman" w:hAnsi="Times New Roman" w:cs="Times New Roman"/>
+          <w:b/>
+          <w:bCs/>
+          <w:sz w:val="24"/>
+          <w:szCs w:val="24"/>
+          <w:lang w:val="en-US"/>
+        </w:rPr>
+        <w:t>Table_name:</w:t>
+      </w:r>
+      <w:r>
+        <w:rPr>
+          <w:rFonts w:ascii="Times New Roman" w:hAnsi="Times New Roman" w:cs="Times New Roman"/>
+          <w:sz w:val="24"/>
+          <w:szCs w:val="24"/>
+          <w:lang w:val="en-US"/>
+        </w:rPr>
+        <w:t xml:space="preserve"> bronze_orders</w:t>
+      </w:r>
     </w:p>
     <w:p>
       <w:pPr>
@@ -234,6 +199,7 @@
           <w:rFonts w:ascii="Times New Roman" w:hAnsi="Times New Roman" w:cs="Times New Roman"/>
           <w:b/>
           <w:bCs/>
+          <w:noProof/>
           <w:sz w:val="24"/>
           <w:szCs w:val="24"/>
           <w:u w:val="single"/>
@@ -255,7 +221,7 @@
                     <pic:cNvPicPr/>
                   </pic:nvPicPr>
                   <pic:blipFill>
-                    <a:blip r:embed="rId4"/>
+                    <a:blip r:embed="rId5"/>
                     <a:stretch>
                       <a:fillRect/>
                     </a:stretch>
@@ -306,6 +272,7 @@
           <w:rFonts w:ascii="Times New Roman" w:hAnsi="Times New Roman" w:cs="Times New Roman"/>
           <w:b/>
           <w:bCs/>
+          <w:noProof/>
           <w:sz w:val="24"/>
           <w:szCs w:val="24"/>
           <w:u w:val="single"/>
@@ -327,7 +294,7 @@
                     <pic:cNvPicPr/>
                   </pic:nvPicPr>
                   <pic:blipFill>
-                    <a:blip r:embed="rId5"/>
+                    <a:blip r:embed="rId6"/>
                     <a:stretch>
                       <a:fillRect/>
                     </a:stretch>
@@ -416,19 +383,8 @@
           <w:szCs w:val="24"/>
           <w:lang w:val="en-US"/>
         </w:rPr>
-        <w:t xml:space="preserve"> </w:t>
-      </w:r>
-      <w:proofErr w:type="spellStart"/>
-      <w:r>
-        <w:rPr>
-          <w:rFonts w:ascii="Times New Roman" w:hAnsi="Times New Roman" w:cs="Times New Roman"/>
-          <w:sz w:val="24"/>
-          <w:szCs w:val="24"/>
-          <w:lang w:val="en-US"/>
-        </w:rPr>
-        <w:t>brazillian_e_commerce</w:t>
-      </w:r>
-      <w:proofErr w:type="spellEnd"/>
+        <w:t xml:space="preserve"> brazillian_e_commerce</w:t>
+      </w:r>
     </w:p>
     <w:p>
       <w:pPr>
@@ -458,81 +414,39 @@
           <w:szCs w:val="24"/>
           <w:lang w:val="en-US"/>
         </w:rPr>
-        <w:t xml:space="preserve"> </w:t>
-      </w:r>
-      <w:r>
-        <w:rPr>
-          <w:rFonts w:ascii="Times New Roman" w:hAnsi="Times New Roman" w:cs="Times New Roman"/>
-          <w:sz w:val="24"/>
-          <w:szCs w:val="24"/>
-          <w:lang w:val="en-US"/>
-        </w:rPr>
-        <w:t>silver</w:t>
-      </w:r>
-    </w:p>
-    <w:p>
-      <w:pPr>
-        <w:spacing w:line="240" w:lineRule="auto"/>
-        <w:rPr>
-          <w:rFonts w:ascii="Times New Roman" w:hAnsi="Times New Roman" w:cs="Times New Roman"/>
-          <w:sz w:val="24"/>
-          <w:szCs w:val="24"/>
-          <w:lang w:val="en-US"/>
-        </w:rPr>
-      </w:pPr>
-      <w:proofErr w:type="spellStart"/>
-      <w:r>
-        <w:rPr>
-          <w:rFonts w:ascii="Times New Roman" w:hAnsi="Times New Roman" w:cs="Times New Roman"/>
-          <w:b/>
-          <w:bCs/>
-          <w:sz w:val="24"/>
-          <w:szCs w:val="24"/>
-          <w:lang w:val="en-US"/>
-        </w:rPr>
-        <w:t>Table_name</w:t>
-      </w:r>
-      <w:proofErr w:type="spellEnd"/>
-      <w:r>
-        <w:rPr>
-          <w:rFonts w:ascii="Times New Roman" w:hAnsi="Times New Roman" w:cs="Times New Roman"/>
-          <w:b/>
-          <w:bCs/>
-          <w:sz w:val="24"/>
-          <w:szCs w:val="24"/>
-          <w:lang w:val="en-US"/>
-        </w:rPr>
-        <w:t>:</w:t>
-      </w:r>
-      <w:r>
-        <w:rPr>
-          <w:rFonts w:ascii="Times New Roman" w:hAnsi="Times New Roman" w:cs="Times New Roman"/>
-          <w:sz w:val="24"/>
-          <w:szCs w:val="24"/>
-          <w:lang w:val="en-US"/>
-        </w:rPr>
-        <w:t xml:space="preserve"> </w:t>
-      </w:r>
-      <w:proofErr w:type="spellStart"/>
-      <w:r>
-        <w:rPr>
-          <w:rFonts w:ascii="Times New Roman" w:hAnsi="Times New Roman" w:cs="Times New Roman"/>
-          <w:sz w:val="24"/>
-          <w:szCs w:val="24"/>
-          <w:lang w:val="en-US"/>
-        </w:rPr>
-        <w:t>silver</w:t>
-      </w:r>
-      <w:r>
-        <w:rPr>
-          <w:rFonts w:ascii="Times New Roman" w:hAnsi="Times New Roman" w:cs="Times New Roman"/>
-          <w:sz w:val="24"/>
-          <w:szCs w:val="24"/>
-          <w:lang w:val="en-US"/>
-        </w:rPr>
-        <w:t>_orders</w:t>
-      </w:r>
-      <w:proofErr w:type="spellEnd"/>
+        <w:t xml:space="preserve"> silver</w:t>
+      </w:r>
+    </w:p>
+    <w:p>
+      <w:pPr>
+        <w:spacing w:line="240" w:lineRule="auto"/>
+        <w:rPr>
+          <w:rFonts w:ascii="Times New Roman" w:hAnsi="Times New Roman" w:cs="Times New Roman"/>
+          <w:sz w:val="24"/>
+          <w:szCs w:val="24"/>
+          <w:lang w:val="en-US"/>
+        </w:rPr>
+      </w:pPr>
+      <w:r>
+        <w:rPr>
+          <w:rFonts w:ascii="Times New Roman" w:hAnsi="Times New Roman" w:cs="Times New Roman"/>
+          <w:b/>
+          <w:bCs/>
+          <w:sz w:val="24"/>
+          <w:szCs w:val="24"/>
+          <w:lang w:val="en-US"/>
+        </w:rPr>
+        <w:t>Table_name:</w:t>
+      </w:r>
+      <w:r>
+        <w:rPr>
+          <w:rFonts w:ascii="Times New Roman" w:hAnsi="Times New Roman" w:cs="Times New Roman"/>
+          <w:sz w:val="24"/>
+          <w:szCs w:val="24"/>
+          <w:lang w:val="en-US"/>
+        </w:rPr>
+        <w:t xml:space="preserve"> silver_orders</w:t>
+      </w:r>
     </w:p>
     <w:p>
       <w:pPr>
@@ -577,6 +491,7 @@
           <w:rFonts w:ascii="Times New Roman" w:hAnsi="Times New Roman" w:cs="Times New Roman"/>
           <w:b/>
           <w:bCs/>
+          <w:noProof/>
           <w:sz w:val="24"/>
           <w:szCs w:val="24"/>
           <w:u w:val="single"/>
@@ -598,7 +513,7 @@
                     <pic:cNvPicPr/>
                   </pic:nvPicPr>
                   <pic:blipFill>
-                    <a:blip r:embed="rId6"/>
+                    <a:blip r:embed="rId7"/>
                     <a:stretch>
                       <a:fillRect/>
                     </a:stretch>
@@ -636,6 +551,7 @@
           <w:rFonts w:ascii="Times New Roman" w:hAnsi="Times New Roman" w:cs="Times New Roman"/>
           <w:b/>
           <w:bCs/>
+          <w:noProof/>
           <w:sz w:val="24"/>
           <w:szCs w:val="24"/>
           <w:u w:val="single"/>
@@ -657,7 +573,7 @@
                     <pic:cNvPicPr/>
                   </pic:nvPicPr>
                   <pic:blipFill>
-                    <a:blip r:embed="rId7"/>
+                    <a:blip r:embed="rId8"/>
                     <a:stretch>
                       <a:fillRect/>
                     </a:stretch>
@@ -759,94 +675,74 @@
           <w:szCs w:val="24"/>
           <w:lang w:val="en-US"/>
         </w:rPr>
+        <w:t xml:space="preserve"> brazillian_e_commerce</w:t>
+      </w:r>
+    </w:p>
+    <w:p>
+      <w:pPr>
+        <w:spacing w:line="240" w:lineRule="auto"/>
+        <w:rPr>
+          <w:rFonts w:ascii="Times New Roman" w:hAnsi="Times New Roman" w:cs="Times New Roman"/>
+          <w:sz w:val="24"/>
+          <w:szCs w:val="24"/>
+          <w:lang w:val="en-US"/>
+        </w:rPr>
+      </w:pPr>
+      <w:r>
+        <w:rPr>
+          <w:rFonts w:ascii="Times New Roman" w:hAnsi="Times New Roman" w:cs="Times New Roman"/>
+          <w:b/>
+          <w:bCs/>
+          <w:sz w:val="24"/>
+          <w:szCs w:val="24"/>
+          <w:lang w:val="en-US"/>
+        </w:rPr>
+        <w:t>Schema:</w:t>
+      </w:r>
+      <w:r>
+        <w:rPr>
+          <w:rFonts w:ascii="Times New Roman" w:hAnsi="Times New Roman" w:cs="Times New Roman"/>
+          <w:sz w:val="24"/>
+          <w:szCs w:val="24"/>
+          <w:lang w:val="en-US"/>
+        </w:rPr>
+        <w:t xml:space="preserve"> gold</w:t>
+      </w:r>
+    </w:p>
+    <w:p>
+      <w:pPr>
+        <w:spacing w:line="240" w:lineRule="auto"/>
+        <w:rPr>
+          <w:rFonts w:ascii="Times New Roman" w:hAnsi="Times New Roman" w:cs="Times New Roman"/>
+          <w:b/>
+          <w:bCs/>
+          <w:sz w:val="24"/>
+          <w:szCs w:val="24"/>
+          <w:lang w:val="en-US"/>
+        </w:rPr>
+      </w:pPr>
+      <w:r>
+        <w:rPr>
+          <w:rFonts w:ascii="Times New Roman" w:hAnsi="Times New Roman" w:cs="Times New Roman"/>
+          <w:b/>
+          <w:bCs/>
+          <w:sz w:val="24"/>
+          <w:szCs w:val="24"/>
+          <w:lang w:val="en-US"/>
+        </w:rPr>
+        <w:t>Type:</w:t>
+      </w:r>
+      <w:r>
+        <w:rPr>
+          <w:rFonts w:ascii="Times New Roman" w:hAnsi="Times New Roman" w:cs="Times New Roman"/>
+          <w:b/>
+          <w:bCs/>
+          <w:sz w:val="24"/>
+          <w:szCs w:val="24"/>
+          <w:lang w:val="en-US"/>
+        </w:rPr>
         <w:t xml:space="preserve"> </w:t>
       </w:r>
-      <w:proofErr w:type="spellStart"/>
-      <w:r>
-        <w:rPr>
-          <w:rFonts w:ascii="Times New Roman" w:hAnsi="Times New Roman" w:cs="Times New Roman"/>
-          <w:sz w:val="24"/>
-          <w:szCs w:val="24"/>
-          <w:lang w:val="en-US"/>
-        </w:rPr>
-        <w:t>brazillian_e_commerce</w:t>
-      </w:r>
-      <w:proofErr w:type="spellEnd"/>
-    </w:p>
-    <w:p>
-      <w:pPr>
-        <w:spacing w:line="240" w:lineRule="auto"/>
-        <w:rPr>
-          <w:rFonts w:ascii="Times New Roman" w:hAnsi="Times New Roman" w:cs="Times New Roman"/>
-          <w:sz w:val="24"/>
-          <w:szCs w:val="24"/>
-          <w:lang w:val="en-US"/>
-        </w:rPr>
-      </w:pPr>
-      <w:r>
-        <w:rPr>
-          <w:rFonts w:ascii="Times New Roman" w:hAnsi="Times New Roman" w:cs="Times New Roman"/>
-          <w:b/>
-          <w:bCs/>
-          <w:sz w:val="24"/>
-          <w:szCs w:val="24"/>
-          <w:lang w:val="en-US"/>
-        </w:rPr>
-        <w:t>Schema:</w:t>
-      </w:r>
-      <w:r>
-        <w:rPr>
-          <w:rFonts w:ascii="Times New Roman" w:hAnsi="Times New Roman" w:cs="Times New Roman"/>
-          <w:sz w:val="24"/>
-          <w:szCs w:val="24"/>
-          <w:lang w:val="en-US"/>
-        </w:rPr>
-        <w:t xml:space="preserve"> </w:t>
-      </w:r>
-      <w:r>
-        <w:rPr>
-          <w:rFonts w:ascii="Times New Roman" w:hAnsi="Times New Roman" w:cs="Times New Roman"/>
-          <w:sz w:val="24"/>
-          <w:szCs w:val="24"/>
-          <w:lang w:val="en-US"/>
-        </w:rPr>
-        <w:t>gold</w:t>
-      </w:r>
-    </w:p>
-    <w:p>
-      <w:pPr>
-        <w:spacing w:line="240" w:lineRule="auto"/>
-        <w:rPr>
-          <w:rFonts w:ascii="Times New Roman" w:hAnsi="Times New Roman" w:cs="Times New Roman"/>
-          <w:b/>
-          <w:bCs/>
-          <w:sz w:val="24"/>
-          <w:szCs w:val="24"/>
-          <w:lang w:val="en-US"/>
-        </w:rPr>
-      </w:pPr>
-      <w:r>
-        <w:rPr>
-          <w:rFonts w:ascii="Times New Roman" w:hAnsi="Times New Roman" w:cs="Times New Roman"/>
-          <w:b/>
-          <w:bCs/>
-          <w:sz w:val="24"/>
-          <w:szCs w:val="24"/>
-          <w:lang w:val="en-US"/>
-        </w:rPr>
-        <w:t>Type:</w:t>
-      </w:r>
-      <w:r>
-        <w:rPr>
-          <w:rFonts w:ascii="Times New Roman" w:hAnsi="Times New Roman" w:cs="Times New Roman"/>
-          <w:b/>
-          <w:bCs/>
-          <w:sz w:val="24"/>
-          <w:szCs w:val="24"/>
-          <w:lang w:val="en-US"/>
-        </w:rPr>
-        <w:t xml:space="preserve"> </w:t>
-      </w:r>
       <w:r>
         <w:rPr>
           <w:rFonts w:ascii="Times New Roman" w:hAnsi="Times New Roman" w:cs="Times New Roman"/>
@@ -867,59 +763,26 @@
           <w:lang w:val="en-US"/>
         </w:rPr>
       </w:pPr>
-      <w:proofErr w:type="spellStart"/>
-      <w:r>
-        <w:rPr>
-          <w:rFonts w:ascii="Times New Roman" w:hAnsi="Times New Roman" w:cs="Times New Roman"/>
-          <w:b/>
-          <w:bCs/>
-          <w:sz w:val="24"/>
-          <w:szCs w:val="24"/>
-          <w:lang w:val="en-US"/>
-        </w:rPr>
-        <w:t>Table_name</w:t>
-      </w:r>
-      <w:proofErr w:type="spellEnd"/>
-      <w:r>
-        <w:rPr>
-          <w:rFonts w:ascii="Times New Roman" w:hAnsi="Times New Roman" w:cs="Times New Roman"/>
-          <w:b/>
-          <w:bCs/>
-          <w:sz w:val="24"/>
-          <w:szCs w:val="24"/>
-          <w:lang w:val="en-US"/>
-        </w:rPr>
-        <w:t>:</w:t>
-      </w:r>
-      <w:r>
-        <w:rPr>
-          <w:rFonts w:ascii="Times New Roman" w:hAnsi="Times New Roman" w:cs="Times New Roman"/>
-          <w:sz w:val="24"/>
-          <w:szCs w:val="24"/>
-          <w:lang w:val="en-US"/>
-        </w:rPr>
-        <w:t xml:space="preserve"> </w:t>
-      </w:r>
-      <w:proofErr w:type="spellStart"/>
-      <w:r>
-        <w:rPr>
-          <w:rFonts w:ascii="Times New Roman" w:hAnsi="Times New Roman" w:cs="Times New Roman"/>
-          <w:sz w:val="24"/>
-          <w:szCs w:val="24"/>
-          <w:lang w:val="en-US"/>
-        </w:rPr>
-        <w:t>fact</w:t>
-      </w:r>
-      <w:r>
-        <w:rPr>
-          <w:rFonts w:ascii="Times New Roman" w:hAnsi="Times New Roman" w:cs="Times New Roman"/>
-          <w:sz w:val="24"/>
-          <w:szCs w:val="24"/>
-          <w:lang w:val="en-US"/>
-        </w:rPr>
-        <w:t>_orders</w:t>
-      </w:r>
-      <w:proofErr w:type="spellEnd"/>
+      <w:r>
+        <w:rPr>
+          <w:rFonts w:ascii="Times New Roman" w:hAnsi="Times New Roman" w:cs="Times New Roman"/>
+          <w:b/>
+          <w:bCs/>
+          <w:sz w:val="24"/>
+          <w:szCs w:val="24"/>
+          <w:lang w:val="en-US"/>
+        </w:rPr>
+        <w:t>Table_name:</w:t>
+      </w:r>
+      <w:r>
+        <w:rPr>
+          <w:rFonts w:ascii="Times New Roman" w:hAnsi="Times New Roman" w:cs="Times New Roman"/>
+          <w:sz w:val="24"/>
+          <w:szCs w:val="24"/>
+          <w:lang w:val="en-US"/>
+        </w:rPr>
+        <w:t xml:space="preserve"> fact_orders</w:t>
+      </w:r>
     </w:p>
     <w:p>
       <w:pPr>
@@ -965,6 +828,7 @@
           <w:rFonts w:ascii="Times New Roman" w:hAnsi="Times New Roman" w:cs="Times New Roman"/>
           <w:b/>
           <w:bCs/>
+          <w:noProof/>
           <w:sz w:val="24"/>
           <w:szCs w:val="24"/>
           <w:u w:val="single"/>
@@ -986,7 +850,7 @@
                     <pic:cNvPicPr/>
                   </pic:nvPicPr>
                   <pic:blipFill>
-                    <a:blip r:embed="rId8"/>
+                    <a:blip r:embed="rId9"/>
                     <a:stretch>
                       <a:fillRect/>
                     </a:stretch>
@@ -1025,6 +889,7 @@
           <w:rFonts w:ascii="Times New Roman" w:hAnsi="Times New Roman" w:cs="Times New Roman"/>
           <w:b/>
           <w:bCs/>
+          <w:noProof/>
           <w:sz w:val="24"/>
           <w:szCs w:val="24"/>
           <w:u w:val="single"/>
@@ -1046,7 +911,7 @@
                     <pic:cNvPicPr/>
                   </pic:nvPicPr>
                   <pic:blipFill>
-                    <a:blip r:embed="rId9"/>
+                    <a:blip r:embed="rId10"/>
                     <a:stretch>
                       <a:fillRect/>
                     </a:stretch>
@@ -1151,85 +1016,74 @@
           <w:szCs w:val="24"/>
           <w:lang w:val="en-US"/>
         </w:rPr>
+        <w:t xml:space="preserve"> brazillian_e_commerce</w:t>
+      </w:r>
+    </w:p>
+    <w:p>
+      <w:pPr>
+        <w:spacing w:line="240" w:lineRule="auto"/>
+        <w:rPr>
+          <w:rFonts w:ascii="Times New Roman" w:hAnsi="Times New Roman" w:cs="Times New Roman"/>
+          <w:sz w:val="24"/>
+          <w:szCs w:val="24"/>
+          <w:lang w:val="en-US"/>
+        </w:rPr>
+      </w:pPr>
+      <w:r>
+        <w:rPr>
+          <w:rFonts w:ascii="Times New Roman" w:hAnsi="Times New Roman" w:cs="Times New Roman"/>
+          <w:b/>
+          <w:bCs/>
+          <w:sz w:val="24"/>
+          <w:szCs w:val="24"/>
+          <w:lang w:val="en-US"/>
+        </w:rPr>
+        <w:t>Schema:</w:t>
+      </w:r>
+      <w:r>
+        <w:rPr>
+          <w:rFonts w:ascii="Times New Roman" w:hAnsi="Times New Roman" w:cs="Times New Roman"/>
+          <w:sz w:val="24"/>
+          <w:szCs w:val="24"/>
+          <w:lang w:val="en-US"/>
+        </w:rPr>
+        <w:t xml:space="preserve"> gold</w:t>
+      </w:r>
+    </w:p>
+    <w:p>
+      <w:pPr>
+        <w:spacing w:line="240" w:lineRule="auto"/>
+        <w:rPr>
+          <w:rFonts w:ascii="Times New Roman" w:hAnsi="Times New Roman" w:cs="Times New Roman"/>
+          <w:b/>
+          <w:bCs/>
+          <w:sz w:val="24"/>
+          <w:szCs w:val="24"/>
+          <w:lang w:val="en-US"/>
+        </w:rPr>
+      </w:pPr>
+      <w:r>
+        <w:rPr>
+          <w:rFonts w:ascii="Times New Roman" w:hAnsi="Times New Roman" w:cs="Times New Roman"/>
+          <w:b/>
+          <w:bCs/>
+          <w:sz w:val="24"/>
+          <w:szCs w:val="24"/>
+          <w:lang w:val="en-US"/>
+        </w:rPr>
+        <w:t>Type:</w:t>
+      </w:r>
+      <w:r>
+        <w:rPr>
+          <w:rFonts w:ascii="Times New Roman" w:hAnsi="Times New Roman" w:cs="Times New Roman"/>
+          <w:b/>
+          <w:bCs/>
+          <w:sz w:val="24"/>
+          <w:szCs w:val="24"/>
+          <w:lang w:val="en-US"/>
+        </w:rPr>
         <w:t xml:space="preserve"> </w:t>
       </w:r>
-      <w:proofErr w:type="spellStart"/>
-      <w:r>
-        <w:rPr>
-          <w:rFonts w:ascii="Times New Roman" w:hAnsi="Times New Roman" w:cs="Times New Roman"/>
-          <w:sz w:val="24"/>
-          <w:szCs w:val="24"/>
-          <w:lang w:val="en-US"/>
-        </w:rPr>
-        <w:t>brazillian_e_commerce</w:t>
-      </w:r>
-      <w:proofErr w:type="spellEnd"/>
-    </w:p>
-    <w:p>
-      <w:pPr>
-        <w:spacing w:line="240" w:lineRule="auto"/>
-        <w:rPr>
-          <w:rFonts w:ascii="Times New Roman" w:hAnsi="Times New Roman" w:cs="Times New Roman"/>
-          <w:sz w:val="24"/>
-          <w:szCs w:val="24"/>
-          <w:lang w:val="en-US"/>
-        </w:rPr>
-      </w:pPr>
-      <w:r>
-        <w:rPr>
-          <w:rFonts w:ascii="Times New Roman" w:hAnsi="Times New Roman" w:cs="Times New Roman"/>
-          <w:b/>
-          <w:bCs/>
-          <w:sz w:val="24"/>
-          <w:szCs w:val="24"/>
-          <w:lang w:val="en-US"/>
-        </w:rPr>
-        <w:t>Schema:</w:t>
-      </w:r>
-      <w:r>
-        <w:rPr>
-          <w:rFonts w:ascii="Times New Roman" w:hAnsi="Times New Roman" w:cs="Times New Roman"/>
-          <w:sz w:val="24"/>
-          <w:szCs w:val="24"/>
-          <w:lang w:val="en-US"/>
-        </w:rPr>
-        <w:t xml:space="preserve"> gold</w:t>
-      </w:r>
-    </w:p>
-    <w:p>
-      <w:pPr>
-        <w:spacing w:line="240" w:lineRule="auto"/>
-        <w:rPr>
-          <w:rFonts w:ascii="Times New Roman" w:hAnsi="Times New Roman" w:cs="Times New Roman"/>
-          <w:b/>
-          <w:bCs/>
-          <w:sz w:val="24"/>
-          <w:szCs w:val="24"/>
-          <w:lang w:val="en-US"/>
-        </w:rPr>
-      </w:pPr>
-      <w:r>
-        <w:rPr>
-          <w:rFonts w:ascii="Times New Roman" w:hAnsi="Times New Roman" w:cs="Times New Roman"/>
-          <w:b/>
-          <w:bCs/>
-          <w:sz w:val="24"/>
-          <w:szCs w:val="24"/>
-          <w:lang w:val="en-US"/>
-        </w:rPr>
-        <w:t>Type:</w:t>
-      </w:r>
-      <w:r>
-        <w:rPr>
-          <w:rFonts w:ascii="Times New Roman" w:hAnsi="Times New Roman" w:cs="Times New Roman"/>
-          <w:b/>
-          <w:bCs/>
-          <w:sz w:val="24"/>
-          <w:szCs w:val="24"/>
-          <w:lang w:val="en-US"/>
-        </w:rPr>
-        <w:t xml:space="preserve"> </w:t>
-      </w:r>
       <w:r>
         <w:rPr>
           <w:rFonts w:ascii="Times New Roman" w:hAnsi="Times New Roman" w:cs="Times New Roman"/>
@@ -1250,68 +1104,26 @@
           <w:lang w:val="en-US"/>
         </w:rPr>
       </w:pPr>
-      <w:proofErr w:type="spellStart"/>
-      <w:r>
-        <w:rPr>
-          <w:rFonts w:ascii="Times New Roman" w:hAnsi="Times New Roman" w:cs="Times New Roman"/>
-          <w:b/>
-          <w:bCs/>
-          <w:sz w:val="24"/>
-          <w:szCs w:val="24"/>
-          <w:lang w:val="en-US"/>
-        </w:rPr>
-        <w:t>Table_name</w:t>
-      </w:r>
-      <w:proofErr w:type="spellEnd"/>
-      <w:r>
-        <w:rPr>
-          <w:rFonts w:ascii="Times New Roman" w:hAnsi="Times New Roman" w:cs="Times New Roman"/>
-          <w:b/>
-          <w:bCs/>
-          <w:sz w:val="24"/>
-          <w:szCs w:val="24"/>
-          <w:lang w:val="en-US"/>
-        </w:rPr>
-        <w:t>:</w:t>
-      </w:r>
-      <w:r>
-        <w:rPr>
-          <w:rFonts w:ascii="Times New Roman" w:hAnsi="Times New Roman" w:cs="Times New Roman"/>
-          <w:sz w:val="24"/>
-          <w:szCs w:val="24"/>
-          <w:lang w:val="en-US"/>
-        </w:rPr>
-        <w:t xml:space="preserve"> </w:t>
-      </w:r>
-      <w:proofErr w:type="spellStart"/>
-      <w:r>
-        <w:rPr>
-          <w:rFonts w:ascii="Times New Roman" w:hAnsi="Times New Roman" w:cs="Times New Roman"/>
-          <w:sz w:val="24"/>
-          <w:szCs w:val="24"/>
-          <w:lang w:val="en-US"/>
-        </w:rPr>
-        <w:t>dim</w:t>
-      </w:r>
-      <w:r>
-        <w:rPr>
-          <w:rFonts w:ascii="Times New Roman" w:hAnsi="Times New Roman" w:cs="Times New Roman"/>
-          <w:sz w:val="24"/>
-          <w:szCs w:val="24"/>
-          <w:lang w:val="en-US"/>
-        </w:rPr>
-        <w:t>_</w:t>
-      </w:r>
-      <w:r>
-        <w:rPr>
-          <w:rFonts w:ascii="Times New Roman" w:hAnsi="Times New Roman" w:cs="Times New Roman"/>
-          <w:sz w:val="24"/>
-          <w:szCs w:val="24"/>
-          <w:lang w:val="en-US"/>
-        </w:rPr>
-        <w:t>sellers</w:t>
-      </w:r>
-      <w:proofErr w:type="spellEnd"/>
+      <w:r>
+        <w:rPr>
+          <w:rFonts w:ascii="Times New Roman" w:hAnsi="Times New Roman" w:cs="Times New Roman"/>
+          <w:b/>
+          <w:bCs/>
+          <w:sz w:val="24"/>
+          <w:szCs w:val="24"/>
+          <w:lang w:val="en-US"/>
+        </w:rPr>
+        <w:t>Table_name:</w:t>
+      </w:r>
+      <w:r>
+        <w:rPr>
+          <w:rFonts w:ascii="Times New Roman" w:hAnsi="Times New Roman" w:cs="Times New Roman"/>
+          <w:sz w:val="24"/>
+          <w:szCs w:val="24"/>
+          <w:lang w:val="en-US"/>
+        </w:rPr>
+        <w:t xml:space="preserve"> dim_sellers</w:t>
+      </w:r>
     </w:p>
     <w:p>
       <w:pPr>
@@ -1352,6 +1164,7 @@
       <w:r>
         <w:rPr>
           <w:rFonts w:ascii="Times New Roman" w:hAnsi="Times New Roman" w:cs="Times New Roman"/>
+          <w:noProof/>
           <w:sz w:val="24"/>
           <w:szCs w:val="24"/>
           <w:lang w:val="en-US"/>
@@ -1372,7 +1185,7 @@
                     <pic:cNvPicPr/>
                   </pic:nvPicPr>
                   <pic:blipFill>
-                    <a:blip r:embed="rId10"/>
+                    <a:blip r:embed="rId11"/>
                     <a:stretch>
                       <a:fillRect/>
                     </a:stretch>
@@ -1411,6 +1224,7 @@
           <w:rFonts w:ascii="Times New Roman" w:hAnsi="Times New Roman" w:cs="Times New Roman"/>
           <w:b/>
           <w:bCs/>
+          <w:noProof/>
           <w:sz w:val="24"/>
           <w:szCs w:val="24"/>
           <w:u w:val="single"/>
@@ -1432,7 +1246,7 @@
                     <pic:cNvPicPr/>
                   </pic:nvPicPr>
                   <pic:blipFill>
-                    <a:blip r:embed="rId11"/>
+                    <a:blip r:embed="rId12"/>
                     <a:stretch>
                       <a:fillRect/>
                     </a:stretch>
@@ -1551,19 +1365,8 @@
           <w:szCs w:val="24"/>
           <w:lang w:val="en-US"/>
         </w:rPr>
-        <w:t xml:space="preserve"> </w:t>
-      </w:r>
-      <w:proofErr w:type="spellStart"/>
-      <w:r>
-        <w:rPr>
-          <w:rFonts w:ascii="Times New Roman" w:hAnsi="Times New Roman" w:cs="Times New Roman"/>
-          <w:sz w:val="24"/>
-          <w:szCs w:val="24"/>
-          <w:lang w:val="en-US"/>
-        </w:rPr>
-        <w:t>brazillian_e_commerce</w:t>
-      </w:r>
-      <w:proofErr w:type="spellEnd"/>
+        <w:t xml:space="preserve"> brazillian_e_commerce</w:t>
+      </w:r>
     </w:p>
     <w:p>
       <w:pPr>
@@ -1593,128 +1396,83 @@
           <w:szCs w:val="24"/>
           <w:lang w:val="en-US"/>
         </w:rPr>
-        <w:t xml:space="preserve"> </w:t>
-      </w:r>
-      <w:r>
-        <w:rPr>
-          <w:rFonts w:ascii="Times New Roman" w:hAnsi="Times New Roman" w:cs="Times New Roman"/>
-          <w:sz w:val="24"/>
-          <w:szCs w:val="24"/>
-          <w:lang w:val="en-US"/>
-        </w:rPr>
-        <w:t>final</w:t>
-      </w:r>
-    </w:p>
-    <w:p>
-      <w:pPr>
-        <w:spacing w:line="240" w:lineRule="auto"/>
-        <w:rPr>
-          <w:rFonts w:ascii="Times New Roman" w:hAnsi="Times New Roman" w:cs="Times New Roman"/>
-          <w:sz w:val="24"/>
-          <w:szCs w:val="24"/>
-          <w:lang w:val="en-US"/>
-        </w:rPr>
-      </w:pPr>
-      <w:proofErr w:type="spellStart"/>
-      <w:r>
-        <w:rPr>
-          <w:rFonts w:ascii="Times New Roman" w:hAnsi="Times New Roman" w:cs="Times New Roman"/>
-          <w:b/>
-          <w:bCs/>
-          <w:sz w:val="24"/>
-          <w:szCs w:val="24"/>
-          <w:lang w:val="en-US"/>
-        </w:rPr>
-        <w:t>Table_name</w:t>
-      </w:r>
-      <w:proofErr w:type="spellEnd"/>
-      <w:r>
-        <w:rPr>
-          <w:rFonts w:ascii="Times New Roman" w:hAnsi="Times New Roman" w:cs="Times New Roman"/>
-          <w:b/>
-          <w:bCs/>
-          <w:sz w:val="24"/>
-          <w:szCs w:val="24"/>
-          <w:lang w:val="en-US"/>
-        </w:rPr>
-        <w:t>:</w:t>
-      </w:r>
-      <w:r>
-        <w:rPr>
-          <w:rFonts w:ascii="Times New Roman" w:hAnsi="Times New Roman" w:cs="Times New Roman"/>
-          <w:sz w:val="24"/>
-          <w:szCs w:val="24"/>
-          <w:lang w:val="en-US"/>
-        </w:rPr>
-        <w:t xml:space="preserve"> </w:t>
-      </w:r>
-      <w:proofErr w:type="spellStart"/>
-      <w:r>
-        <w:rPr>
-          <w:rFonts w:ascii="Times New Roman" w:hAnsi="Times New Roman" w:cs="Times New Roman"/>
-          <w:sz w:val="24"/>
-          <w:szCs w:val="24"/>
-          <w:lang w:val="en-US"/>
-        </w:rPr>
-        <w:t>sales_performance</w:t>
-      </w:r>
-      <w:proofErr w:type="spellEnd"/>
-    </w:p>
-    <w:p>
-      <w:pPr>
-        <w:spacing w:line="240" w:lineRule="auto"/>
-        <w:rPr>
-          <w:rFonts w:ascii="Times New Roman" w:hAnsi="Times New Roman" w:cs="Times New Roman"/>
-          <w:b/>
-          <w:bCs/>
-          <w:sz w:val="24"/>
-          <w:szCs w:val="24"/>
-          <w:lang w:val="en-US"/>
-        </w:rPr>
-      </w:pPr>
-      <w:proofErr w:type="spellStart"/>
-      <w:r>
-        <w:rPr>
-          <w:rFonts w:ascii="Times New Roman" w:hAnsi="Times New Roman" w:cs="Times New Roman"/>
-          <w:b/>
-          <w:bCs/>
-          <w:sz w:val="24"/>
-          <w:szCs w:val="24"/>
-          <w:lang w:val="en-US"/>
-        </w:rPr>
-        <w:t>Sales_Performance</w:t>
-      </w:r>
-      <w:proofErr w:type="spellEnd"/>
-      <w:r>
-        <w:rPr>
-          <w:rFonts w:ascii="Times New Roman" w:hAnsi="Times New Roman" w:cs="Times New Roman"/>
-          <w:b/>
-          <w:bCs/>
-          <w:sz w:val="24"/>
-          <w:szCs w:val="24"/>
-          <w:lang w:val="en-US"/>
-        </w:rPr>
-        <w:t>:</w:t>
-      </w:r>
-    </w:p>
-    <w:p>
-      <w:pPr>
-        <w:spacing w:line="240" w:lineRule="auto"/>
-        <w:rPr>
-          <w:rFonts w:ascii="Times New Roman" w:hAnsi="Times New Roman" w:cs="Times New Roman"/>
-          <w:b/>
-          <w:bCs/>
-          <w:sz w:val="24"/>
-          <w:szCs w:val="24"/>
-          <w:u w:val="single"/>
-          <w:lang w:val="en-US"/>
-        </w:rPr>
-      </w:pPr>
-      <w:r>
-        <w:rPr>
-          <w:rFonts w:ascii="Times New Roman" w:hAnsi="Times New Roman" w:cs="Times New Roman"/>
-          <w:b/>
-          <w:bCs/>
+        <w:t xml:space="preserve"> final</w:t>
+      </w:r>
+    </w:p>
+    <w:p>
+      <w:pPr>
+        <w:spacing w:line="240" w:lineRule="auto"/>
+        <w:rPr>
+          <w:rFonts w:ascii="Times New Roman" w:hAnsi="Times New Roman" w:cs="Times New Roman"/>
+          <w:sz w:val="24"/>
+          <w:szCs w:val="24"/>
+          <w:lang w:val="en-US"/>
+        </w:rPr>
+      </w:pPr>
+      <w:r>
+        <w:rPr>
+          <w:rFonts w:ascii="Times New Roman" w:hAnsi="Times New Roman" w:cs="Times New Roman"/>
+          <w:b/>
+          <w:bCs/>
+          <w:sz w:val="24"/>
+          <w:szCs w:val="24"/>
+          <w:lang w:val="en-US"/>
+        </w:rPr>
+        <w:t>Table_name:</w:t>
+      </w:r>
+      <w:r>
+        <w:rPr>
+          <w:rFonts w:ascii="Times New Roman" w:hAnsi="Times New Roman" w:cs="Times New Roman"/>
+          <w:sz w:val="24"/>
+          <w:szCs w:val="24"/>
+          <w:lang w:val="en-US"/>
+        </w:rPr>
+        <w:t xml:space="preserve"> sales_performance</w:t>
+      </w:r>
+    </w:p>
+    <w:p>
+      <w:pPr>
+        <w:spacing w:line="240" w:lineRule="auto"/>
+        <w:rPr>
+          <w:rFonts w:ascii="Times New Roman" w:hAnsi="Times New Roman" w:cs="Times New Roman"/>
+          <w:b/>
+          <w:bCs/>
+          <w:sz w:val="24"/>
+          <w:szCs w:val="24"/>
+          <w:lang w:val="en-US"/>
+        </w:rPr>
+      </w:pPr>
+      <w:r>
+        <w:rPr>
+          <w:rFonts w:ascii="Times New Roman" w:hAnsi="Times New Roman" w:cs="Times New Roman"/>
+          <w:b/>
+          <w:bCs/>
+          <w:sz w:val="24"/>
+          <w:szCs w:val="24"/>
+          <w:lang w:val="en-US"/>
+        </w:rPr>
+        <w:t>Sales_Performance:</w:t>
+      </w:r>
+    </w:p>
+    <w:p>
+      <w:pPr>
+        <w:spacing w:line="240" w:lineRule="auto"/>
+        <w:rPr>
+          <w:rFonts w:ascii="Times New Roman" w:hAnsi="Times New Roman" w:cs="Times New Roman"/>
+          <w:b/>
+          <w:bCs/>
+          <w:sz w:val="24"/>
+          <w:szCs w:val="24"/>
+          <w:u w:val="single"/>
+          <w:lang w:val="en-US"/>
+        </w:rPr>
+      </w:pPr>
+      <w:r>
+        <w:rPr>
+          <w:rFonts w:ascii="Times New Roman" w:hAnsi="Times New Roman" w:cs="Times New Roman"/>
+          <w:b/>
+          <w:bCs/>
+          <w:noProof/>
           <w:sz w:val="24"/>
           <w:szCs w:val="24"/>
           <w:u w:val="single"/>
@@ -1736,7 +1494,7 @@
                     <pic:cNvPicPr/>
                   </pic:nvPicPr>
                   <pic:blipFill>
-                    <a:blip r:embed="rId12"/>
+                    <a:blip r:embed="rId13"/>
                     <a:stretch>
                       <a:fillRect/>
                     </a:stretch>
@@ -1789,6 +1547,7 @@
           <w:rFonts w:ascii="Times New Roman" w:hAnsi="Times New Roman" w:cs="Times New Roman"/>
           <w:b/>
           <w:bCs/>
+          <w:noProof/>
           <w:sz w:val="24"/>
           <w:szCs w:val="24"/>
           <w:u w:val="single"/>
@@ -1810,7 +1569,7 @@
                     <pic:cNvPicPr/>
                   </pic:nvPicPr>
                   <pic:blipFill>
-                    <a:blip r:embed="rId13"/>
+                    <a:blip r:embed="rId14"/>
                     <a:stretch>
                       <a:fillRect/>
                     </a:stretch>
@@ -1831,6 +1590,1405 @@
         </w:drawing>
       </w:r>
     </w:p>
+    <w:p>
+      <w:pPr>
+        <w:spacing w:line="240" w:lineRule="auto"/>
+        <w:rPr>
+          <w:rFonts w:ascii="Times New Roman" w:hAnsi="Times New Roman" w:cs="Times New Roman"/>
+          <w:b/>
+          <w:bCs/>
+          <w:sz w:val="24"/>
+          <w:szCs w:val="24"/>
+          <w:u w:val="single"/>
+          <w:lang w:val="en-US"/>
+        </w:rPr>
+      </w:pPr>
+    </w:p>
+    <w:p>
+      <w:pPr>
+        <w:spacing w:line="240" w:lineRule="auto"/>
+        <w:rPr>
+          <w:rFonts w:ascii="Times New Roman" w:hAnsi="Times New Roman" w:cs="Times New Roman"/>
+          <w:b/>
+          <w:bCs/>
+          <w:sz w:val="24"/>
+          <w:szCs w:val="24"/>
+          <w:u w:val="single"/>
+          <w:lang w:val="en-US"/>
+        </w:rPr>
+      </w:pPr>
+    </w:p>
+    <w:p>
+      <w:pPr>
+        <w:spacing w:line="240" w:lineRule="auto"/>
+        <w:rPr>
+          <w:rFonts w:ascii="Times New Roman" w:hAnsi="Times New Roman" w:cs="Times New Roman"/>
+          <w:b/>
+          <w:bCs/>
+          <w:sz w:val="24"/>
+          <w:szCs w:val="24"/>
+          <w:u w:val="single"/>
+          <w:lang w:val="en-US"/>
+        </w:rPr>
+      </w:pPr>
+    </w:p>
+    <w:p>
+      <w:pPr>
+        <w:spacing w:line="240" w:lineRule="auto"/>
+        <w:rPr>
+          <w:rFonts w:ascii="Times New Roman" w:hAnsi="Times New Roman" w:cs="Times New Roman"/>
+          <w:b/>
+          <w:bCs/>
+          <w:sz w:val="24"/>
+          <w:szCs w:val="24"/>
+          <w:u w:val="single"/>
+          <w:lang w:val="en-US"/>
+        </w:rPr>
+      </w:pPr>
+    </w:p>
+    <w:p>
+      <w:pPr>
+        <w:spacing w:line="240" w:lineRule="auto"/>
+        <w:rPr>
+          <w:rFonts w:ascii="Times New Roman" w:hAnsi="Times New Roman" w:cs="Times New Roman"/>
+          <w:b/>
+          <w:bCs/>
+          <w:sz w:val="24"/>
+          <w:szCs w:val="24"/>
+          <w:u w:val="single"/>
+          <w:lang w:val="en-US"/>
+        </w:rPr>
+      </w:pPr>
+    </w:p>
+    <w:p>
+      <w:pPr>
+        <w:spacing w:line="240" w:lineRule="auto"/>
+        <w:rPr>
+          <w:rFonts w:ascii="Times New Roman" w:hAnsi="Times New Roman" w:cs="Times New Roman"/>
+          <w:b/>
+          <w:bCs/>
+          <w:sz w:val="24"/>
+          <w:szCs w:val="24"/>
+          <w:u w:val="single"/>
+          <w:lang w:val="en-US"/>
+        </w:rPr>
+      </w:pPr>
+    </w:p>
+    <w:p>
+      <w:pPr>
+        <w:spacing w:line="240" w:lineRule="auto"/>
+        <w:jc w:val="center"/>
+        <w:rPr>
+          <w:rFonts w:ascii="Times New Roman" w:hAnsi="Times New Roman" w:cs="Times New Roman"/>
+          <w:b/>
+          <w:bCs/>
+          <w:sz w:val="24"/>
+          <w:szCs w:val="24"/>
+          <w:u w:val="single"/>
+          <w:lang w:val="en-US"/>
+        </w:rPr>
+      </w:pPr>
+      <w:r>
+        <w:rPr>
+          <w:rFonts w:ascii="Times New Roman" w:hAnsi="Times New Roman" w:cs="Times New Roman"/>
+          <w:b/>
+          <w:bCs/>
+          <w:sz w:val="24"/>
+          <w:szCs w:val="24"/>
+          <w:u w:val="single"/>
+          <w:lang w:val="en-US"/>
+        </w:rPr>
+        <w:lastRenderedPageBreak/>
+        <w:t>Jobs</w:t>
+      </w:r>
+    </w:p>
+    <w:p>
+      <w:pPr>
+        <w:spacing w:line="240" w:lineRule="auto"/>
+        <w:rPr>
+          <w:rFonts w:ascii="Times New Roman" w:hAnsi="Times New Roman" w:cs="Times New Roman"/>
+          <w:b/>
+          <w:bCs/>
+          <w:sz w:val="24"/>
+          <w:szCs w:val="24"/>
+          <w:u w:val="single"/>
+          <w:lang w:val="en-US"/>
+        </w:rPr>
+      </w:pPr>
+      <w:r>
+        <w:rPr>
+          <w:rFonts w:ascii="Times New Roman" w:hAnsi="Times New Roman" w:cs="Times New Roman"/>
+          <w:b/>
+          <w:bCs/>
+          <w:sz w:val="24"/>
+          <w:szCs w:val="24"/>
+          <w:u w:val="single"/>
+          <w:lang w:val="en-US"/>
+        </w:rPr>
+        <w:t>Python Script (successful):</w:t>
+      </w:r>
+    </w:p>
+    <w:p>
+      <w:pPr>
+        <w:spacing w:line="240" w:lineRule="auto"/>
+        <w:rPr>
+          <w:rFonts w:ascii="Times New Roman" w:hAnsi="Times New Roman" w:cs="Times New Roman"/>
+          <w:b/>
+          <w:bCs/>
+          <w:sz w:val="24"/>
+          <w:szCs w:val="24"/>
+          <w:u w:val="single"/>
+          <w:lang w:val="en-US"/>
+        </w:rPr>
+      </w:pPr>
+      <w:r>
+        <w:rPr>
+          <w:rFonts w:ascii="Times New Roman" w:hAnsi="Times New Roman" w:cs="Times New Roman"/>
+          <w:b/>
+          <w:bCs/>
+          <w:sz w:val="24"/>
+          <w:szCs w:val="24"/>
+          <w:u w:val="single"/>
+          <w:lang w:val="en-US"/>
+        </w:rPr>
+        <w:drawing>
+          <wp:inline distT="0" distB="0" distL="0" distR="0" wp14:anchorId="42122AE5" wp14:editId="48766D39">
+            <wp:extent cx="5731510" cy="2080260"/>
+            <wp:effectExtent l="0" t="0" r="2540" b="0"/>
+            <wp:docPr id="73860636" name="Picture 1"/>
+            <wp:cNvGraphicFramePr>
+              <a:graphicFrameLocks xmlns:a="http://schemas.openxmlformats.org/drawingml/2006/main" noChangeAspect="1"/>
+            </wp:cNvGraphicFramePr>
+            <a:graphic xmlns:a="http://schemas.openxmlformats.org/drawingml/2006/main">
+              <a:graphicData uri="http://schemas.openxmlformats.org/drawingml/2006/picture">
+                <pic:pic xmlns:pic="http://schemas.openxmlformats.org/drawingml/2006/picture">
+                  <pic:nvPicPr>
+                    <pic:cNvPr id="73860636" name=""/>
+                    <pic:cNvPicPr/>
+                  </pic:nvPicPr>
+                  <pic:blipFill>
+                    <a:blip r:embed="rId15"/>
+                    <a:stretch>
+                      <a:fillRect/>
+                    </a:stretch>
+                  </pic:blipFill>
+                  <pic:spPr>
+                    <a:xfrm>
+                      <a:off x="0" y="0"/>
+                      <a:ext cx="5731510" cy="2080260"/>
+                    </a:xfrm>
+                    <a:prstGeom prst="rect">
+                      <a:avLst/>
+                    </a:prstGeom>
+                  </pic:spPr>
+                </pic:pic>
+              </a:graphicData>
+            </a:graphic>
+          </wp:inline>
+        </w:drawing>
+      </w:r>
+    </w:p>
+    <w:p>
+      <w:pPr>
+        <w:spacing w:line="240" w:lineRule="auto"/>
+        <w:rPr>
+          <w:rFonts w:ascii="Times New Roman" w:hAnsi="Times New Roman" w:cs="Times New Roman"/>
+          <w:b/>
+          <w:bCs/>
+          <w:sz w:val="24"/>
+          <w:szCs w:val="24"/>
+          <w:u w:val="single"/>
+          <w:lang w:val="en-US"/>
+        </w:rPr>
+      </w:pPr>
+    </w:p>
+    <w:p>
+      <w:pPr>
+        <w:spacing w:line="240" w:lineRule="auto"/>
+        <w:rPr>
+          <w:rFonts w:ascii="Times New Roman" w:hAnsi="Times New Roman" w:cs="Times New Roman"/>
+          <w:b/>
+          <w:bCs/>
+          <w:sz w:val="24"/>
+          <w:szCs w:val="24"/>
+          <w:u w:val="single"/>
+          <w:lang w:val="en-US"/>
+        </w:rPr>
+      </w:pPr>
+      <w:r>
+        <w:rPr>
+          <w:rFonts w:ascii="Times New Roman" w:hAnsi="Times New Roman" w:cs="Times New Roman"/>
+          <w:b/>
+          <w:bCs/>
+          <w:sz w:val="24"/>
+          <w:szCs w:val="24"/>
+          <w:u w:val="single"/>
+          <w:lang w:val="en-US"/>
+        </w:rPr>
+        <w:t>Notebook (Bronze):</w:t>
+      </w:r>
+    </w:p>
+    <w:p>
+      <w:pPr>
+        <w:spacing w:line="240" w:lineRule="auto"/>
+        <w:rPr>
+          <w:rFonts w:ascii="Times New Roman" w:hAnsi="Times New Roman" w:cs="Times New Roman"/>
+          <w:b/>
+          <w:bCs/>
+          <w:sz w:val="24"/>
+          <w:szCs w:val="24"/>
+          <w:u w:val="single"/>
+          <w:lang w:val="en-US"/>
+        </w:rPr>
+      </w:pPr>
+      <w:r>
+        <w:rPr>
+          <w:rFonts w:ascii="Times New Roman" w:hAnsi="Times New Roman" w:cs="Times New Roman"/>
+          <w:b/>
+          <w:bCs/>
+          <w:sz w:val="24"/>
+          <w:szCs w:val="24"/>
+          <w:u w:val="single"/>
+          <w:lang w:val="en-US"/>
+        </w:rPr>
+        <w:drawing>
+          <wp:inline distT="0" distB="0" distL="0" distR="0" wp14:anchorId="6C1C782F" wp14:editId="69A5C3DB">
+            <wp:extent cx="5731510" cy="2152015"/>
+            <wp:effectExtent l="0" t="0" r="2540" b="635"/>
+            <wp:docPr id="2052232974" name="Picture 1"/>
+            <wp:cNvGraphicFramePr>
+              <a:graphicFrameLocks xmlns:a="http://schemas.openxmlformats.org/drawingml/2006/main" noChangeAspect="1"/>
+            </wp:cNvGraphicFramePr>
+            <a:graphic xmlns:a="http://schemas.openxmlformats.org/drawingml/2006/main">
+              <a:graphicData uri="http://schemas.openxmlformats.org/drawingml/2006/picture">
+                <pic:pic xmlns:pic="http://schemas.openxmlformats.org/drawingml/2006/picture">
+                  <pic:nvPicPr>
+                    <pic:cNvPr id="2052232974" name=""/>
+                    <pic:cNvPicPr/>
+                  </pic:nvPicPr>
+                  <pic:blipFill>
+                    <a:blip r:embed="rId16"/>
+                    <a:stretch>
+                      <a:fillRect/>
+                    </a:stretch>
+                  </pic:blipFill>
+                  <pic:spPr>
+                    <a:xfrm>
+                      <a:off x="0" y="0"/>
+                      <a:ext cx="5731510" cy="2152015"/>
+                    </a:xfrm>
+                    <a:prstGeom prst="rect">
+                      <a:avLst/>
+                    </a:prstGeom>
+                  </pic:spPr>
+                </pic:pic>
+              </a:graphicData>
+            </a:graphic>
+          </wp:inline>
+        </w:drawing>
+      </w:r>
+    </w:p>
+    <w:p>
+      <w:pPr>
+        <w:spacing w:line="240" w:lineRule="auto"/>
+        <w:rPr>
+          <w:rFonts w:ascii="Times New Roman" w:hAnsi="Times New Roman" w:cs="Times New Roman"/>
+          <w:b/>
+          <w:bCs/>
+          <w:sz w:val="24"/>
+          <w:szCs w:val="24"/>
+          <w:u w:val="single"/>
+          <w:lang w:val="en-US"/>
+        </w:rPr>
+      </w:pPr>
+    </w:p>
+    <w:p>
+      <w:pPr>
+        <w:spacing w:line="240" w:lineRule="auto"/>
+        <w:rPr>
+          <w:rFonts w:ascii="Times New Roman" w:hAnsi="Times New Roman" w:cs="Times New Roman"/>
+          <w:b/>
+          <w:bCs/>
+          <w:sz w:val="24"/>
+          <w:szCs w:val="24"/>
+          <w:u w:val="single"/>
+          <w:lang w:val="en-US"/>
+        </w:rPr>
+      </w:pPr>
+      <w:r>
+        <w:rPr>
+          <w:rFonts w:ascii="Times New Roman" w:hAnsi="Times New Roman" w:cs="Times New Roman"/>
+          <w:b/>
+          <w:bCs/>
+          <w:sz w:val="24"/>
+          <w:szCs w:val="24"/>
+          <w:u w:val="single"/>
+          <w:lang w:val="en-US"/>
+        </w:rPr>
+        <w:t>Notebook (Silver):</w:t>
+      </w:r>
+    </w:p>
+    <w:p>
+      <w:pPr>
+        <w:spacing w:line="240" w:lineRule="auto"/>
+        <w:rPr>
+          <w:rFonts w:ascii="Times New Roman" w:hAnsi="Times New Roman" w:cs="Times New Roman"/>
+          <w:b/>
+          <w:bCs/>
+          <w:sz w:val="24"/>
+          <w:szCs w:val="24"/>
+          <w:u w:val="single"/>
+          <w:lang w:val="en-US"/>
+        </w:rPr>
+      </w:pPr>
+      <w:r>
+        <w:rPr>
+          <w:rFonts w:ascii="Times New Roman" w:hAnsi="Times New Roman" w:cs="Times New Roman"/>
+          <w:b/>
+          <w:bCs/>
+          <w:sz w:val="24"/>
+          <w:szCs w:val="24"/>
+          <w:u w:val="single"/>
+          <w:lang w:val="en-US"/>
+        </w:rPr>
+        <w:drawing>
+          <wp:inline distT="0" distB="0" distL="0" distR="0" wp14:anchorId="626798CD" wp14:editId="15FAB789">
+            <wp:extent cx="5731510" cy="2120900"/>
+            <wp:effectExtent l="0" t="0" r="2540" b="0"/>
+            <wp:docPr id="1244730734" name="Picture 1"/>
+            <wp:cNvGraphicFramePr>
+              <a:graphicFrameLocks xmlns:a="http://schemas.openxmlformats.org/drawingml/2006/main" noChangeAspect="1"/>
+            </wp:cNvGraphicFramePr>
+            <a:graphic xmlns:a="http://schemas.openxmlformats.org/drawingml/2006/main">
+              <a:graphicData uri="http://schemas.openxmlformats.org/drawingml/2006/picture">
+                <pic:pic xmlns:pic="http://schemas.openxmlformats.org/drawingml/2006/picture">
+                  <pic:nvPicPr>
+                    <pic:cNvPr id="1244730734" name=""/>
+                    <pic:cNvPicPr/>
+                  </pic:nvPicPr>
+                  <pic:blipFill>
+                    <a:blip r:embed="rId17"/>
+                    <a:stretch>
+                      <a:fillRect/>
+                    </a:stretch>
+                  </pic:blipFill>
+                  <pic:spPr>
+                    <a:xfrm>
+                      <a:off x="0" y="0"/>
+                      <a:ext cx="5731510" cy="2120900"/>
+                    </a:xfrm>
+                    <a:prstGeom prst="rect">
+                      <a:avLst/>
+                    </a:prstGeom>
+                  </pic:spPr>
+                </pic:pic>
+              </a:graphicData>
+            </a:graphic>
+          </wp:inline>
+        </w:drawing>
+      </w:r>
+    </w:p>
+    <w:p>
+      <w:pPr>
+        <w:spacing w:line="240" w:lineRule="auto"/>
+        <w:rPr>
+          <w:rFonts w:ascii="Times New Roman" w:hAnsi="Times New Roman" w:cs="Times New Roman"/>
+          <w:b/>
+          <w:bCs/>
+          <w:sz w:val="24"/>
+          <w:szCs w:val="24"/>
+          <w:u w:val="single"/>
+          <w:lang w:val="en-US"/>
+        </w:rPr>
+      </w:pPr>
+    </w:p>
+    <w:p>
+      <w:pPr>
+        <w:spacing w:line="240" w:lineRule="auto"/>
+        <w:rPr>
+          <w:rFonts w:ascii="Times New Roman" w:hAnsi="Times New Roman" w:cs="Times New Roman"/>
+          <w:b/>
+          <w:bCs/>
+          <w:sz w:val="24"/>
+          <w:szCs w:val="24"/>
+          <w:u w:val="single"/>
+          <w:lang w:val="en-US"/>
+        </w:rPr>
+      </w:pPr>
+      <w:r>
+        <w:rPr>
+          <w:rFonts w:ascii="Times New Roman" w:hAnsi="Times New Roman" w:cs="Times New Roman"/>
+          <w:b/>
+          <w:bCs/>
+          <w:sz w:val="24"/>
+          <w:szCs w:val="24"/>
+          <w:u w:val="single"/>
+          <w:lang w:val="en-US"/>
+        </w:rPr>
+        <w:lastRenderedPageBreak/>
+        <w:t>Notebook (Gold):</w:t>
+      </w:r>
+    </w:p>
+    <w:p>
+      <w:pPr>
+        <w:spacing w:line="240" w:lineRule="auto"/>
+        <w:rPr>
+          <w:rFonts w:ascii="Times New Roman" w:hAnsi="Times New Roman" w:cs="Times New Roman"/>
+          <w:b/>
+          <w:bCs/>
+          <w:sz w:val="24"/>
+          <w:szCs w:val="24"/>
+          <w:u w:val="single"/>
+          <w:lang w:val="en-US"/>
+        </w:rPr>
+      </w:pPr>
+      <w:r>
+        <w:rPr>
+          <w:rFonts w:ascii="Times New Roman" w:hAnsi="Times New Roman" w:cs="Times New Roman"/>
+          <w:b/>
+          <w:bCs/>
+          <w:sz w:val="24"/>
+          <w:szCs w:val="24"/>
+          <w:u w:val="single"/>
+          <w:lang w:val="en-US"/>
+        </w:rPr>
+        <w:drawing>
+          <wp:inline distT="0" distB="0" distL="0" distR="0" wp14:anchorId="0FA1E448" wp14:editId="6864CCF3">
+            <wp:extent cx="5731510" cy="2126615"/>
+            <wp:effectExtent l="0" t="0" r="2540" b="6985"/>
+            <wp:docPr id="163648440" name="Picture 1"/>
+            <wp:cNvGraphicFramePr>
+              <a:graphicFrameLocks xmlns:a="http://schemas.openxmlformats.org/drawingml/2006/main" noChangeAspect="1"/>
+            </wp:cNvGraphicFramePr>
+            <a:graphic xmlns:a="http://schemas.openxmlformats.org/drawingml/2006/main">
+              <a:graphicData uri="http://schemas.openxmlformats.org/drawingml/2006/picture">
+                <pic:pic xmlns:pic="http://schemas.openxmlformats.org/drawingml/2006/picture">
+                  <pic:nvPicPr>
+                    <pic:cNvPr id="163648440" name=""/>
+                    <pic:cNvPicPr/>
+                  </pic:nvPicPr>
+                  <pic:blipFill>
+                    <a:blip r:embed="rId18"/>
+                    <a:stretch>
+                      <a:fillRect/>
+                    </a:stretch>
+                  </pic:blipFill>
+                  <pic:spPr>
+                    <a:xfrm>
+                      <a:off x="0" y="0"/>
+                      <a:ext cx="5731510" cy="2126615"/>
+                    </a:xfrm>
+                    <a:prstGeom prst="rect">
+                      <a:avLst/>
+                    </a:prstGeom>
+                  </pic:spPr>
+                </pic:pic>
+              </a:graphicData>
+            </a:graphic>
+          </wp:inline>
+        </w:drawing>
+      </w:r>
+    </w:p>
+    <w:p>
+      <w:pPr>
+        <w:spacing w:line="240" w:lineRule="auto"/>
+        <w:rPr>
+          <w:rFonts w:ascii="Times New Roman" w:hAnsi="Times New Roman" w:cs="Times New Roman"/>
+          <w:b/>
+          <w:bCs/>
+          <w:sz w:val="24"/>
+          <w:szCs w:val="24"/>
+          <w:u w:val="single"/>
+          <w:lang w:val="en-US"/>
+        </w:rPr>
+      </w:pPr>
+    </w:p>
+    <w:p>
+      <w:pPr>
+        <w:spacing w:line="240" w:lineRule="auto"/>
+        <w:rPr>
+          <w:rFonts w:ascii="Times New Roman" w:hAnsi="Times New Roman" w:cs="Times New Roman"/>
+          <w:b/>
+          <w:bCs/>
+          <w:sz w:val="24"/>
+          <w:szCs w:val="24"/>
+          <w:u w:val="single"/>
+          <w:lang w:val="en-US"/>
+        </w:rPr>
+      </w:pPr>
+      <w:r>
+        <w:rPr>
+          <w:rFonts w:ascii="Times New Roman" w:hAnsi="Times New Roman" w:cs="Times New Roman"/>
+          <w:b/>
+          <w:bCs/>
+          <w:sz w:val="24"/>
+          <w:szCs w:val="24"/>
+          <w:u w:val="single"/>
+          <w:lang w:val="en-US"/>
+        </w:rPr>
+        <w:t>Notebook (Mart):</w:t>
+      </w:r>
+    </w:p>
+    <w:p>
+      <w:pPr>
+        <w:spacing w:line="240" w:lineRule="auto"/>
+        <w:rPr>
+          <w:rFonts w:ascii="Times New Roman" w:hAnsi="Times New Roman" w:cs="Times New Roman"/>
+          <w:b/>
+          <w:bCs/>
+          <w:sz w:val="24"/>
+          <w:szCs w:val="24"/>
+          <w:u w:val="single"/>
+          <w:lang w:val="en-US"/>
+        </w:rPr>
+      </w:pPr>
+      <w:r>
+        <w:rPr>
+          <w:rFonts w:ascii="Times New Roman" w:hAnsi="Times New Roman" w:cs="Times New Roman"/>
+          <w:b/>
+          <w:bCs/>
+          <w:sz w:val="24"/>
+          <w:szCs w:val="24"/>
+          <w:u w:val="single"/>
+          <w:lang w:val="en-US"/>
+        </w:rPr>
+        <w:drawing>
+          <wp:inline distT="0" distB="0" distL="0" distR="0" wp14:anchorId="52DD1097" wp14:editId="57C2F482">
+            <wp:extent cx="5731510" cy="2058035"/>
+            <wp:effectExtent l="0" t="0" r="2540" b="0"/>
+            <wp:docPr id="577176242" name="Picture 1"/>
+            <wp:cNvGraphicFramePr>
+              <a:graphicFrameLocks xmlns:a="http://schemas.openxmlformats.org/drawingml/2006/main" noChangeAspect="1"/>
+            </wp:cNvGraphicFramePr>
+            <a:graphic xmlns:a="http://schemas.openxmlformats.org/drawingml/2006/main">
+              <a:graphicData uri="http://schemas.openxmlformats.org/drawingml/2006/picture">
+                <pic:pic xmlns:pic="http://schemas.openxmlformats.org/drawingml/2006/picture">
+                  <pic:nvPicPr>
+                    <pic:cNvPr id="577176242" name=""/>
+                    <pic:cNvPicPr/>
+                  </pic:nvPicPr>
+                  <pic:blipFill>
+                    <a:blip r:embed="rId19"/>
+                    <a:stretch>
+                      <a:fillRect/>
+                    </a:stretch>
+                  </pic:blipFill>
+                  <pic:spPr>
+                    <a:xfrm>
+                      <a:off x="0" y="0"/>
+                      <a:ext cx="5731510" cy="2058035"/>
+                    </a:xfrm>
+                    <a:prstGeom prst="rect">
+                      <a:avLst/>
+                    </a:prstGeom>
+                  </pic:spPr>
+                </pic:pic>
+              </a:graphicData>
+            </a:graphic>
+          </wp:inline>
+        </w:drawing>
+      </w:r>
+    </w:p>
+    <w:p>
+      <w:pPr>
+        <w:spacing w:line="240" w:lineRule="auto"/>
+        <w:rPr>
+          <w:rFonts w:ascii="Times New Roman" w:hAnsi="Times New Roman" w:cs="Times New Roman"/>
+          <w:b/>
+          <w:bCs/>
+          <w:sz w:val="24"/>
+          <w:szCs w:val="24"/>
+          <w:u w:val="single"/>
+          <w:lang w:val="en-US"/>
+        </w:rPr>
+      </w:pPr>
+    </w:p>
+    <w:p>
+      <w:pPr>
+        <w:spacing w:line="240" w:lineRule="auto"/>
+        <w:rPr>
+          <w:rFonts w:ascii="Times New Roman" w:hAnsi="Times New Roman" w:cs="Times New Roman"/>
+          <w:b/>
+          <w:bCs/>
+          <w:sz w:val="24"/>
+          <w:szCs w:val="24"/>
+          <w:u w:val="single"/>
+          <w:lang w:val="en-US"/>
+        </w:rPr>
+      </w:pPr>
+    </w:p>
+    <w:p>
+      <w:pPr>
+        <w:spacing w:line="240" w:lineRule="auto"/>
+        <w:rPr>
+          <w:rFonts w:ascii="Times New Roman" w:hAnsi="Times New Roman" w:cs="Times New Roman"/>
+          <w:b/>
+          <w:bCs/>
+          <w:sz w:val="24"/>
+          <w:szCs w:val="24"/>
+          <w:u w:val="single"/>
+          <w:lang w:val="en-US"/>
+        </w:rPr>
+      </w:pPr>
+    </w:p>
+    <w:p>
+      <w:pPr>
+        <w:spacing w:line="240" w:lineRule="auto"/>
+        <w:rPr>
+          <w:rFonts w:ascii="Times New Roman" w:hAnsi="Times New Roman" w:cs="Times New Roman"/>
+          <w:b/>
+          <w:bCs/>
+          <w:sz w:val="24"/>
+          <w:szCs w:val="24"/>
+          <w:u w:val="single"/>
+          <w:lang w:val="en-US"/>
+        </w:rPr>
+      </w:pPr>
+    </w:p>
+    <w:p>
+      <w:pPr>
+        <w:spacing w:line="240" w:lineRule="auto"/>
+        <w:rPr>
+          <w:rFonts w:ascii="Times New Roman" w:hAnsi="Times New Roman" w:cs="Times New Roman"/>
+          <w:b/>
+          <w:bCs/>
+          <w:sz w:val="24"/>
+          <w:szCs w:val="24"/>
+          <w:u w:val="single"/>
+          <w:lang w:val="en-US"/>
+        </w:rPr>
+      </w:pPr>
+    </w:p>
+    <w:p>
+      <w:pPr>
+        <w:spacing w:line="240" w:lineRule="auto"/>
+        <w:rPr>
+          <w:rFonts w:ascii="Times New Roman" w:hAnsi="Times New Roman" w:cs="Times New Roman"/>
+          <w:b/>
+          <w:bCs/>
+          <w:sz w:val="24"/>
+          <w:szCs w:val="24"/>
+          <w:u w:val="single"/>
+          <w:lang w:val="en-US"/>
+        </w:rPr>
+      </w:pPr>
+    </w:p>
+    <w:p>
+      <w:pPr>
+        <w:spacing w:line="240" w:lineRule="auto"/>
+        <w:rPr>
+          <w:rFonts w:ascii="Times New Roman" w:hAnsi="Times New Roman" w:cs="Times New Roman"/>
+          <w:b/>
+          <w:bCs/>
+          <w:sz w:val="24"/>
+          <w:szCs w:val="24"/>
+          <w:u w:val="single"/>
+          <w:lang w:val="en-US"/>
+        </w:rPr>
+      </w:pPr>
+    </w:p>
+    <w:p>
+      <w:pPr>
+        <w:spacing w:line="240" w:lineRule="auto"/>
+        <w:rPr>
+          <w:rFonts w:ascii="Times New Roman" w:hAnsi="Times New Roman" w:cs="Times New Roman"/>
+          <w:b/>
+          <w:bCs/>
+          <w:sz w:val="24"/>
+          <w:szCs w:val="24"/>
+          <w:u w:val="single"/>
+          <w:lang w:val="en-US"/>
+        </w:rPr>
+      </w:pPr>
+    </w:p>
+    <w:p>
+      <w:pPr>
+        <w:spacing w:line="240" w:lineRule="auto"/>
+        <w:rPr>
+          <w:rFonts w:ascii="Times New Roman" w:hAnsi="Times New Roman" w:cs="Times New Roman"/>
+          <w:b/>
+          <w:bCs/>
+          <w:sz w:val="24"/>
+          <w:szCs w:val="24"/>
+          <w:u w:val="single"/>
+          <w:lang w:val="en-US"/>
+        </w:rPr>
+      </w:pPr>
+    </w:p>
+    <w:p>
+      <w:pPr>
+        <w:spacing w:line="240" w:lineRule="auto"/>
+        <w:rPr>
+          <w:rFonts w:ascii="Times New Roman" w:hAnsi="Times New Roman" w:cs="Times New Roman"/>
+          <w:b/>
+          <w:bCs/>
+          <w:sz w:val="24"/>
+          <w:szCs w:val="24"/>
+          <w:u w:val="single"/>
+          <w:lang w:val="en-US"/>
+        </w:rPr>
+      </w:pPr>
+    </w:p>
+    <w:p>
+      <w:pPr>
+        <w:spacing w:line="240" w:lineRule="auto"/>
+        <w:rPr>
+          <w:rFonts w:ascii="Times New Roman" w:hAnsi="Times New Roman" w:cs="Times New Roman"/>
+          <w:b/>
+          <w:bCs/>
+          <w:sz w:val="24"/>
+          <w:szCs w:val="24"/>
+          <w:u w:val="single"/>
+          <w:lang w:val="en-US"/>
+        </w:rPr>
+      </w:pPr>
+    </w:p>
+    <w:p>
+      <w:pPr>
+        <w:spacing w:line="240" w:lineRule="auto"/>
+        <w:rPr>
+          <w:rFonts w:ascii="Times New Roman" w:hAnsi="Times New Roman" w:cs="Times New Roman"/>
+          <w:b/>
+          <w:bCs/>
+          <w:sz w:val="24"/>
+          <w:szCs w:val="24"/>
+          <w:u w:val="single"/>
+          <w:lang w:val="en-US"/>
+        </w:rPr>
+      </w:pPr>
+    </w:p>
+    <w:p>
+      <w:pPr>
+        <w:spacing w:line="240" w:lineRule="auto"/>
+        <w:rPr>
+          <w:rFonts w:ascii="Times New Roman" w:hAnsi="Times New Roman" w:cs="Times New Roman"/>
+          <w:b/>
+          <w:bCs/>
+          <w:sz w:val="24"/>
+          <w:szCs w:val="24"/>
+          <w:u w:val="single"/>
+          <w:lang w:val="en-US"/>
+        </w:rPr>
+      </w:pPr>
+    </w:p>
+    <w:p>
+      <w:pPr>
+        <w:spacing w:line="240" w:lineRule="auto"/>
+        <w:jc w:val="center"/>
+        <w:rPr>
+          <w:rFonts w:ascii="Times New Roman" w:hAnsi="Times New Roman" w:cs="Times New Roman"/>
+          <w:b/>
+          <w:bCs/>
+          <w:sz w:val="24"/>
+          <w:szCs w:val="24"/>
+          <w:u w:val="single"/>
+          <w:lang w:val="en-US"/>
+        </w:rPr>
+      </w:pPr>
+      <w:r>
+        <w:rPr>
+          <w:rFonts w:ascii="Times New Roman" w:hAnsi="Times New Roman" w:cs="Times New Roman"/>
+          <w:b/>
+          <w:bCs/>
+          <w:sz w:val="24"/>
+          <w:szCs w:val="24"/>
+          <w:u w:val="single"/>
+          <w:lang w:val="en-US"/>
+        </w:rPr>
+        <w:lastRenderedPageBreak/>
+        <w:t>DATA LINEAGE</w:t>
+      </w:r>
+    </w:p>
+    <w:p>
+      <w:pPr>
+        <w:spacing w:line="240" w:lineRule="auto"/>
+        <w:rPr>
+          <w:rFonts w:ascii="Times New Roman" w:hAnsi="Times New Roman" w:cs="Times New Roman"/>
+          <w:sz w:val="24"/>
+          <w:szCs w:val="24"/>
+          <w:lang w:val="en-US"/>
+        </w:rPr>
+      </w:pPr>
+      <w:r>
+        <w:rPr>
+          <w:rFonts w:ascii="Times New Roman" w:hAnsi="Times New Roman" w:cs="Times New Roman"/>
+          <w:sz w:val="24"/>
+          <w:szCs w:val="24"/>
+          <w:lang w:val="en-US"/>
+        </w:rPr>
+        <w:t>Brazillian_e_commerce.final.sales_performence:</w:t>
+      </w:r>
+    </w:p>
+    <w:p>
+      <w:pPr>
+        <w:spacing w:line="240" w:lineRule="auto"/>
+        <w:rPr>
+          <w:rFonts w:ascii="Times New Roman" w:hAnsi="Times New Roman" w:cs="Times New Roman"/>
+          <w:sz w:val="24"/>
+          <w:szCs w:val="24"/>
+          <w:lang w:val="en-US"/>
+        </w:rPr>
+      </w:pPr>
+      <w:r>
+        <w:rPr>
+          <w:rFonts w:ascii="Times New Roman" w:hAnsi="Times New Roman" w:cs="Times New Roman"/>
+          <w:sz w:val="24"/>
+          <w:szCs w:val="24"/>
+          <w:lang w:val="en-US"/>
+        </w:rPr>
+        <w:drawing>
+          <wp:inline distT="0" distB="0" distL="0" distR="0" wp14:anchorId="6106A836" wp14:editId="21B5D1AA">
+            <wp:extent cx="5731510" cy="3190240"/>
+            <wp:effectExtent l="0" t="0" r="2540" b="0"/>
+            <wp:docPr id="574373514" name="Picture 1"/>
+            <wp:cNvGraphicFramePr>
+              <a:graphicFrameLocks xmlns:a="http://schemas.openxmlformats.org/drawingml/2006/main" noChangeAspect="1"/>
+            </wp:cNvGraphicFramePr>
+            <a:graphic xmlns:a="http://schemas.openxmlformats.org/drawingml/2006/main">
+              <a:graphicData uri="http://schemas.openxmlformats.org/drawingml/2006/picture">
+                <pic:pic xmlns:pic="http://schemas.openxmlformats.org/drawingml/2006/picture">
+                  <pic:nvPicPr>
+                    <pic:cNvPr id="574373514" name=""/>
+                    <pic:cNvPicPr/>
+                  </pic:nvPicPr>
+                  <pic:blipFill>
+                    <a:blip r:embed="rId20"/>
+                    <a:stretch>
+                      <a:fillRect/>
+                    </a:stretch>
+                  </pic:blipFill>
+                  <pic:spPr>
+                    <a:xfrm>
+                      <a:off x="0" y="0"/>
+                      <a:ext cx="5731510" cy="3190240"/>
+                    </a:xfrm>
+                    <a:prstGeom prst="rect">
+                      <a:avLst/>
+                    </a:prstGeom>
+                  </pic:spPr>
+                </pic:pic>
+              </a:graphicData>
+            </a:graphic>
+          </wp:inline>
+        </w:drawing>
+      </w:r>
+    </w:p>
+    <w:p>
+      <w:pPr>
+        <w:spacing w:line="240" w:lineRule="auto"/>
+        <w:rPr>
+          <w:rFonts w:ascii="Times New Roman" w:hAnsi="Times New Roman" w:cs="Times New Roman"/>
+          <w:sz w:val="24"/>
+          <w:szCs w:val="24"/>
+          <w:lang w:val="en-US"/>
+        </w:rPr>
+      </w:pPr>
+    </w:p>
+    <w:p>
+      <w:pPr>
+        <w:spacing w:line="240" w:lineRule="auto"/>
+        <w:jc w:val="center"/>
+        <w:rPr>
+          <w:rFonts w:ascii="Times New Roman" w:hAnsi="Times New Roman" w:cs="Times New Roman"/>
+          <w:b/>
+          <w:bCs/>
+          <w:sz w:val="24"/>
+          <w:szCs w:val="24"/>
+          <w:u w:val="single"/>
+          <w:lang w:val="en-US"/>
+        </w:rPr>
+      </w:pPr>
+      <w:r>
+        <w:rPr>
+          <w:rFonts w:ascii="Times New Roman" w:hAnsi="Times New Roman" w:cs="Times New Roman"/>
+          <w:b/>
+          <w:bCs/>
+          <w:sz w:val="24"/>
+          <w:szCs w:val="24"/>
+          <w:u w:val="single"/>
+          <w:lang w:val="en-US"/>
+        </w:rPr>
+        <w:t>Seaborn Visualization</w:t>
+      </w:r>
+    </w:p>
+    <w:p>
+      <w:pPr>
+        <w:spacing w:line="240" w:lineRule="auto"/>
+        <w:rPr>
+          <w:rFonts w:ascii="Times New Roman" w:hAnsi="Times New Roman" w:cs="Times New Roman"/>
+          <w:b/>
+          <w:bCs/>
+          <w:sz w:val="24"/>
+          <w:szCs w:val="24"/>
+          <w:u w:val="single"/>
+          <w:lang w:val="en-US"/>
+        </w:rPr>
+      </w:pPr>
+      <w:r>
+        <w:rPr>
+          <w:rFonts w:ascii="Times New Roman" w:hAnsi="Times New Roman" w:cs="Times New Roman"/>
+          <w:b/>
+          <w:bCs/>
+          <w:sz w:val="24"/>
+          <w:szCs w:val="24"/>
+          <w:u w:val="single"/>
+          <w:lang w:val="en-US"/>
+        </w:rPr>
+        <w:t>Sales_Performance:</w:t>
+      </w:r>
+    </w:p>
+    <w:p>
+      <w:pPr>
+        <w:pStyle w:val="ListParagraph"/>
+        <w:numPr>
+          <w:ilvl w:val="0"/>
+          <w:numId w:val="1"/>
+        </w:numPr>
+        <w:spacing w:line="240" w:lineRule="auto"/>
+        <w:rPr>
+          <w:rFonts w:ascii="Times New Roman" w:hAnsi="Times New Roman" w:cs="Times New Roman"/>
+          <w:b/>
+          <w:bCs/>
+          <w:sz w:val="24"/>
+          <w:szCs w:val="24"/>
+          <w:u w:val="single"/>
+          <w:lang w:val="en-US"/>
+        </w:rPr>
+      </w:pPr>
+      <w:r>
+        <w:rPr>
+          <w:rFonts w:ascii="Times New Roman" w:hAnsi="Times New Roman" w:cs="Times New Roman"/>
+          <w:sz w:val="24"/>
+          <w:szCs w:val="24"/>
+          <w:lang w:val="en-US"/>
+        </w:rPr>
+        <w:t>How is Revenue Changing over Time.</w:t>
+      </w:r>
+    </w:p>
+    <w:p>
+      <w:pPr>
+        <w:pStyle w:val="ListParagraph"/>
+        <w:spacing w:line="240" w:lineRule="auto"/>
+        <w:rPr>
+          <w:rFonts w:ascii="Times New Roman" w:hAnsi="Times New Roman" w:cs="Times New Roman"/>
+          <w:b/>
+          <w:bCs/>
+          <w:sz w:val="24"/>
+          <w:szCs w:val="24"/>
+          <w:u w:val="single"/>
+          <w:lang w:val="en-US"/>
+        </w:rPr>
+      </w:pPr>
+    </w:p>
+    <w:p>
+      <w:pPr>
+        <w:spacing w:line="240" w:lineRule="auto"/>
+        <w:rPr>
+          <w:rFonts w:ascii="Times New Roman" w:hAnsi="Times New Roman" w:cs="Times New Roman"/>
+          <w:b/>
+          <w:bCs/>
+          <w:sz w:val="24"/>
+          <w:szCs w:val="24"/>
+          <w:u w:val="single"/>
+          <w:lang w:val="en-US"/>
+        </w:rPr>
+      </w:pPr>
+      <w:r>
+        <w:rPr>
+          <w:rFonts w:ascii="Times New Roman" w:hAnsi="Times New Roman" w:cs="Times New Roman"/>
+          <w:b/>
+          <w:bCs/>
+          <w:sz w:val="24"/>
+          <w:szCs w:val="24"/>
+          <w:u w:val="single"/>
+          <w:lang w:val="en-US"/>
+        </w:rPr>
+        <w:drawing>
+          <wp:inline distT="0" distB="0" distL="0" distR="0" wp14:anchorId="503C109C" wp14:editId="0BA40FCA">
+            <wp:extent cx="5731510" cy="3234690"/>
+            <wp:effectExtent l="0" t="0" r="2540" b="3810"/>
+            <wp:docPr id="1146728593" name="Picture 1"/>
+            <wp:cNvGraphicFramePr>
+              <a:graphicFrameLocks xmlns:a="http://schemas.openxmlformats.org/drawingml/2006/main" noChangeAspect="1"/>
+            </wp:cNvGraphicFramePr>
+            <a:graphic xmlns:a="http://schemas.openxmlformats.org/drawingml/2006/main">
+              <a:graphicData uri="http://schemas.openxmlformats.org/drawingml/2006/picture">
+                <pic:pic xmlns:pic="http://schemas.openxmlformats.org/drawingml/2006/picture">
+                  <pic:nvPicPr>
+                    <pic:cNvPr id="1146728593" name=""/>
+                    <pic:cNvPicPr/>
+                  </pic:nvPicPr>
+                  <pic:blipFill>
+                    <a:blip r:embed="rId21"/>
+                    <a:stretch>
+                      <a:fillRect/>
+                    </a:stretch>
+                  </pic:blipFill>
+                  <pic:spPr>
+                    <a:xfrm>
+                      <a:off x="0" y="0"/>
+                      <a:ext cx="5731510" cy="3234690"/>
+                    </a:xfrm>
+                    <a:prstGeom prst="rect">
+                      <a:avLst/>
+                    </a:prstGeom>
+                  </pic:spPr>
+                </pic:pic>
+              </a:graphicData>
+            </a:graphic>
+          </wp:inline>
+        </w:drawing>
+      </w:r>
+    </w:p>
+    <w:p>
+      <w:pPr>
+        <w:spacing w:line="240" w:lineRule="auto"/>
+        <w:rPr>
+          <w:rFonts w:ascii="Times New Roman" w:hAnsi="Times New Roman" w:cs="Times New Roman"/>
+          <w:sz w:val="20"/>
+          <w:szCs w:val="20"/>
+          <w:lang w:val="en-US"/>
+        </w:rPr>
+      </w:pPr>
+      <w:r>
+        <w:rPr>
+          <w:rFonts w:ascii="Times New Roman" w:hAnsi="Times New Roman" w:cs="Times New Roman"/>
+          <w:sz w:val="20"/>
+          <w:szCs w:val="20"/>
+          <w:lang w:val="en-US"/>
+        </w:rPr>
+        <w:t>This chart shows how sales growth trend over time</w:t>
+      </w:r>
+    </w:p>
+    <w:p>
+      <w:pPr>
+        <w:pStyle w:val="ListParagraph"/>
+        <w:numPr>
+          <w:ilvl w:val="0"/>
+          <w:numId w:val="1"/>
+        </w:numPr>
+        <w:spacing w:line="240" w:lineRule="auto"/>
+        <w:rPr>
+          <w:rFonts w:ascii="Times New Roman" w:hAnsi="Times New Roman" w:cs="Times New Roman"/>
+          <w:b/>
+          <w:bCs/>
+          <w:sz w:val="24"/>
+          <w:szCs w:val="24"/>
+          <w:u w:val="single"/>
+          <w:lang w:val="en-US"/>
+        </w:rPr>
+      </w:pPr>
+      <w:r>
+        <w:rPr>
+          <w:rFonts w:ascii="Times New Roman" w:hAnsi="Times New Roman" w:cs="Times New Roman"/>
+          <w:sz w:val="24"/>
+          <w:szCs w:val="24"/>
+          <w:lang w:val="en-US"/>
+        </w:rPr>
+        <w:lastRenderedPageBreak/>
+        <w:t>Which Product Categories Generated more revenue.</w:t>
+      </w:r>
+    </w:p>
+    <w:p>
+      <w:pPr>
+        <w:spacing w:line="240" w:lineRule="auto"/>
+        <w:ind w:left="360"/>
+        <w:rPr>
+          <w:rFonts w:ascii="Times New Roman" w:hAnsi="Times New Roman" w:cs="Times New Roman"/>
+          <w:b/>
+          <w:bCs/>
+          <w:sz w:val="24"/>
+          <w:szCs w:val="24"/>
+          <w:u w:val="single"/>
+          <w:lang w:val="en-US"/>
+        </w:rPr>
+      </w:pPr>
+      <w:r>
+        <w:rPr>
+          <w:rFonts w:ascii="Times New Roman" w:hAnsi="Times New Roman" w:cs="Times New Roman"/>
+          <w:b/>
+          <w:bCs/>
+          <w:sz w:val="24"/>
+          <w:szCs w:val="24"/>
+          <w:u w:val="single"/>
+          <w:lang w:val="en-US"/>
+        </w:rPr>
+        <w:drawing>
+          <wp:inline distT="0" distB="0" distL="0" distR="0" wp14:anchorId="5C687FFA" wp14:editId="3DF7CF1C">
+            <wp:extent cx="5731510" cy="3901440"/>
+            <wp:effectExtent l="0" t="0" r="2540" b="3810"/>
+            <wp:docPr id="947471147" name="Picture 1"/>
+            <wp:cNvGraphicFramePr>
+              <a:graphicFrameLocks xmlns:a="http://schemas.openxmlformats.org/drawingml/2006/main" noChangeAspect="1"/>
+            </wp:cNvGraphicFramePr>
+            <a:graphic xmlns:a="http://schemas.openxmlformats.org/drawingml/2006/main">
+              <a:graphicData uri="http://schemas.openxmlformats.org/drawingml/2006/picture">
+                <pic:pic xmlns:pic="http://schemas.openxmlformats.org/drawingml/2006/picture">
+                  <pic:nvPicPr>
+                    <pic:cNvPr id="947471147" name=""/>
+                    <pic:cNvPicPr/>
+                  </pic:nvPicPr>
+                  <pic:blipFill>
+                    <a:blip r:embed="rId22"/>
+                    <a:stretch>
+                      <a:fillRect/>
+                    </a:stretch>
+                  </pic:blipFill>
+                  <pic:spPr>
+                    <a:xfrm>
+                      <a:off x="0" y="0"/>
+                      <a:ext cx="5731510" cy="3901440"/>
+                    </a:xfrm>
+                    <a:prstGeom prst="rect">
+                      <a:avLst/>
+                    </a:prstGeom>
+                  </pic:spPr>
+                </pic:pic>
+              </a:graphicData>
+            </a:graphic>
+          </wp:inline>
+        </w:drawing>
+      </w:r>
+    </w:p>
+    <w:p>
+      <w:pPr>
+        <w:spacing w:line="240" w:lineRule="auto"/>
+        <w:ind w:left="360"/>
+        <w:rPr>
+          <w:rFonts w:ascii="Times New Roman" w:hAnsi="Times New Roman" w:cs="Times New Roman"/>
+          <w:b/>
+          <w:bCs/>
+          <w:sz w:val="24"/>
+          <w:szCs w:val="24"/>
+          <w:u w:val="single"/>
+          <w:lang w:val="en-US"/>
+        </w:rPr>
+      </w:pPr>
+    </w:p>
+    <w:p>
+      <w:pPr>
+        <w:pStyle w:val="ListParagraph"/>
+        <w:numPr>
+          <w:ilvl w:val="0"/>
+          <w:numId w:val="1"/>
+        </w:numPr>
+        <w:spacing w:line="240" w:lineRule="auto"/>
+        <w:rPr>
+          <w:rFonts w:ascii="Times New Roman" w:hAnsi="Times New Roman" w:cs="Times New Roman"/>
+          <w:b/>
+          <w:bCs/>
+          <w:sz w:val="24"/>
+          <w:szCs w:val="24"/>
+          <w:u w:val="single"/>
+          <w:lang w:val="en-US"/>
+        </w:rPr>
+      </w:pPr>
+      <w:r>
+        <w:rPr>
+          <w:rFonts w:ascii="Times New Roman" w:hAnsi="Times New Roman" w:cs="Times New Roman"/>
+          <w:sz w:val="24"/>
+          <w:szCs w:val="24"/>
+          <w:lang w:val="en-US"/>
+        </w:rPr>
+        <w:t>Average Order Value Per Category</w:t>
+      </w:r>
+    </w:p>
+    <w:p>
+      <w:pPr>
+        <w:spacing w:line="240" w:lineRule="auto"/>
+        <w:ind w:left="360"/>
+        <w:rPr>
+          <w:rFonts w:ascii="Times New Roman" w:hAnsi="Times New Roman" w:cs="Times New Roman"/>
+          <w:b/>
+          <w:bCs/>
+          <w:sz w:val="24"/>
+          <w:szCs w:val="24"/>
+          <w:u w:val="single"/>
+          <w:lang w:val="en-US"/>
+        </w:rPr>
+      </w:pPr>
+      <w:r>
+        <w:rPr>
+          <w:rFonts w:ascii="Times New Roman" w:hAnsi="Times New Roman" w:cs="Times New Roman"/>
+          <w:b/>
+          <w:bCs/>
+          <w:sz w:val="24"/>
+          <w:szCs w:val="24"/>
+          <w:u w:val="single"/>
+          <w:lang w:val="en-US"/>
+        </w:rPr>
+        <w:drawing>
+          <wp:inline distT="0" distB="0" distL="0" distR="0" wp14:anchorId="1A0FF1B9" wp14:editId="0A13C1E3">
+            <wp:extent cx="5731510" cy="3060700"/>
+            <wp:effectExtent l="0" t="0" r="2540" b="6350"/>
+            <wp:docPr id="1632009623" name="Picture 1"/>
+            <wp:cNvGraphicFramePr>
+              <a:graphicFrameLocks xmlns:a="http://schemas.openxmlformats.org/drawingml/2006/main" noChangeAspect="1"/>
+            </wp:cNvGraphicFramePr>
+            <a:graphic xmlns:a="http://schemas.openxmlformats.org/drawingml/2006/main">
+              <a:graphicData uri="http://schemas.openxmlformats.org/drawingml/2006/picture">
+                <pic:pic xmlns:pic="http://schemas.openxmlformats.org/drawingml/2006/picture">
+                  <pic:nvPicPr>
+                    <pic:cNvPr id="1632009623" name=""/>
+                    <pic:cNvPicPr/>
+                  </pic:nvPicPr>
+                  <pic:blipFill>
+                    <a:blip r:embed="rId23"/>
+                    <a:stretch>
+                      <a:fillRect/>
+                    </a:stretch>
+                  </pic:blipFill>
+                  <pic:spPr>
+                    <a:xfrm>
+                      <a:off x="0" y="0"/>
+                      <a:ext cx="5731510" cy="3060700"/>
+                    </a:xfrm>
+                    <a:prstGeom prst="rect">
+                      <a:avLst/>
+                    </a:prstGeom>
+                  </pic:spPr>
+                </pic:pic>
+              </a:graphicData>
+            </a:graphic>
+          </wp:inline>
+        </w:drawing>
+      </w:r>
+    </w:p>
+    <w:p>
+      <w:pPr>
+        <w:spacing w:line="240" w:lineRule="auto"/>
+        <w:ind w:left="360"/>
+        <w:rPr>
+          <w:rFonts w:ascii="Times New Roman" w:hAnsi="Times New Roman" w:cs="Times New Roman"/>
+          <w:b/>
+          <w:bCs/>
+          <w:sz w:val="24"/>
+          <w:szCs w:val="24"/>
+          <w:u w:val="single"/>
+          <w:lang w:val="en-US"/>
+        </w:rPr>
+      </w:pPr>
+    </w:p>
+    <w:p>
+      <w:pPr>
+        <w:spacing w:line="240" w:lineRule="auto"/>
+        <w:ind w:left="360"/>
+        <w:rPr>
+          <w:rFonts w:ascii="Times New Roman" w:hAnsi="Times New Roman" w:cs="Times New Roman"/>
+          <w:b/>
+          <w:bCs/>
+          <w:sz w:val="24"/>
+          <w:szCs w:val="24"/>
+          <w:u w:val="single"/>
+          <w:lang w:val="en-US"/>
+        </w:rPr>
+      </w:pPr>
+    </w:p>
+    <w:p>
+      <w:pPr>
+        <w:spacing w:line="240" w:lineRule="auto"/>
+        <w:ind w:left="360"/>
+        <w:rPr>
+          <w:rFonts w:ascii="Times New Roman" w:hAnsi="Times New Roman" w:cs="Times New Roman"/>
+          <w:b/>
+          <w:bCs/>
+          <w:sz w:val="24"/>
+          <w:szCs w:val="24"/>
+          <w:u w:val="single"/>
+          <w:lang w:val="en-US"/>
+        </w:rPr>
+      </w:pPr>
+    </w:p>
+    <w:p>
+      <w:pPr>
+        <w:pStyle w:val="ListParagraph"/>
+        <w:numPr>
+          <w:ilvl w:val="0"/>
+          <w:numId w:val="1"/>
+        </w:numPr>
+        <w:spacing w:line="240" w:lineRule="auto"/>
+        <w:rPr>
+          <w:rFonts w:ascii="Times New Roman" w:hAnsi="Times New Roman" w:cs="Times New Roman"/>
+          <w:b/>
+          <w:bCs/>
+          <w:sz w:val="24"/>
+          <w:szCs w:val="24"/>
+          <w:u w:val="single"/>
+          <w:lang w:val="en-US"/>
+        </w:rPr>
+      </w:pPr>
+      <w:r>
+        <w:rPr>
+          <w:rFonts w:ascii="Times New Roman" w:hAnsi="Times New Roman" w:cs="Times New Roman"/>
+          <w:sz w:val="24"/>
+          <w:szCs w:val="24"/>
+          <w:lang w:val="en-US"/>
+        </w:rPr>
+        <w:lastRenderedPageBreak/>
+        <w:t>Orders Trend</w:t>
+      </w:r>
+    </w:p>
+    <w:p>
+      <w:pPr>
+        <w:spacing w:line="240" w:lineRule="auto"/>
+        <w:ind w:left="360"/>
+        <w:rPr>
+          <w:rFonts w:ascii="Times New Roman" w:hAnsi="Times New Roman" w:cs="Times New Roman"/>
+          <w:b/>
+          <w:bCs/>
+          <w:sz w:val="24"/>
+          <w:szCs w:val="24"/>
+          <w:u w:val="single"/>
+          <w:lang w:val="en-US"/>
+        </w:rPr>
+      </w:pPr>
+      <w:r>
+        <w:rPr>
+          <w:rFonts w:ascii="Times New Roman" w:hAnsi="Times New Roman" w:cs="Times New Roman"/>
+          <w:b/>
+          <w:bCs/>
+          <w:sz w:val="24"/>
+          <w:szCs w:val="24"/>
+          <w:u w:val="single"/>
+          <w:lang w:val="en-US"/>
+        </w:rPr>
+        <w:drawing>
+          <wp:inline distT="0" distB="0" distL="0" distR="0" wp14:anchorId="57392DBF" wp14:editId="746EC7EB">
+            <wp:extent cx="5731510" cy="3348990"/>
+            <wp:effectExtent l="0" t="0" r="2540" b="3810"/>
+            <wp:docPr id="913025287" name="Picture 1"/>
+            <wp:cNvGraphicFramePr>
+              <a:graphicFrameLocks xmlns:a="http://schemas.openxmlformats.org/drawingml/2006/main" noChangeAspect="1"/>
+            </wp:cNvGraphicFramePr>
+            <a:graphic xmlns:a="http://schemas.openxmlformats.org/drawingml/2006/main">
+              <a:graphicData uri="http://schemas.openxmlformats.org/drawingml/2006/picture">
+                <pic:pic xmlns:pic="http://schemas.openxmlformats.org/drawingml/2006/picture">
+                  <pic:nvPicPr>
+                    <pic:cNvPr id="913025287" name=""/>
+                    <pic:cNvPicPr/>
+                  </pic:nvPicPr>
+                  <pic:blipFill>
+                    <a:blip r:embed="rId24"/>
+                    <a:stretch>
+                      <a:fillRect/>
+                    </a:stretch>
+                  </pic:blipFill>
+                  <pic:spPr>
+                    <a:xfrm>
+                      <a:off x="0" y="0"/>
+                      <a:ext cx="5731510" cy="3348990"/>
+                    </a:xfrm>
+                    <a:prstGeom prst="rect">
+                      <a:avLst/>
+                    </a:prstGeom>
+                  </pic:spPr>
+                </pic:pic>
+              </a:graphicData>
+            </a:graphic>
+          </wp:inline>
+        </w:drawing>
+      </w:r>
+    </w:p>
     <w:sectPr>
       <w:pgSz w:w="11906" w:h="16838"/>
       <w:pgMar w:top="1440" w:right="1440" w:bottom="1440" w:left="1440" w:header="708" w:footer="708" w:gutter="0"/>
@@ -1839,6 +2997,127 @@
     </w:sectPr>
   </w:body>
 </w:document>
+</file>
+
+<file path=word/numbering.xml><?xml version="1.0" encoding="utf-8"?>
+<w:numbering xmlns:wpc="http://schemas.microsoft.com/office/word/2010/wordprocessingCanvas" xmlns:cx="http://schemas.microsoft.com/office/drawing/2014/chartex" xmlns:cx1="http://schemas.microsoft.com/office/drawing/2015/9/8/chartex" xmlns:cx2="http://schemas.microsoft.com/office/drawing/2015/10/21/chartex" xmlns:cx3="http://schemas.microsoft.com/office/drawing/2016/5/9/chartex" xmlns:cx4="http://schemas.microsoft.com/office/drawing/2016/5/10/chartex" xmlns:cx5="http://schemas.microsoft.com/office/drawing/2016/5/11/chartex" xmlns:cx6="http://schemas.microsoft.com/office/drawing/2016/5/12/chartex" xmlns:cx7="http://schemas.microsoft.com/office/drawing/2016/5/13/chartex" xmlns:cx8="http://schemas.microsoft.com/office/drawing/2016/5/14/chartex" xmlns:mc="http://schemas.openxmlformats.org/markup-compatibility/2006" xmlns:aink="http://schemas.microsoft.com/office/drawing/2016/ink" xmlns:am3d="http://schemas.microsoft.com/office/drawing/2017/model3d" xmlns:o="urn:schemas-microsoft-com:office:office" xmlns:oel="http://schemas.microsoft.com/office/2019/extlst" xmlns:r="http://schemas.openxmlformats.org/officeDocument/2006/relationships" xmlns:m="http://schemas.openxmlformats.org/officeDocument/2006/math" xmlns:v="urn:schemas-microsoft-com:vml" xmlns:wp14="http://schemas.microsoft.com/office/word/2010/wordprocessingDrawing" xmlns:wp="http://schemas.openxmlformats.org/drawingml/2006/wordprocessingDrawing" xmlns:w10="urn:schemas-microsoft-com:office:word" xmlns:w="http://schemas.openxmlformats.org/wordprocessingml/2006/main" xmlns:w14="http://schemas.microsoft.com/office/word/2010/wordml" xmlns:w15="http://schemas.microsoft.com/office/word/2012/wordml" xmlns:w16cex="http://schemas.microsoft.com/office/word/2018/wordml/cex" xmlns:w16cid="http://schemas.microsoft.com/office/word/2016/wordml/cid" xmlns:w16="http://schemas.microsoft.com/office/word/2018/wordml" xmlns:w16du="http://schemas.microsoft.com/office/word/2023/wordml/word16du" xmlns:w16sdtdh="http://schemas.microsoft.com/office/word/2020/wordml/sdtdatahash" xmlns:w16sdtfl="http://schemas.microsoft.com/office/word/2024/wordml/sdtformatlock" xmlns:w16se="http://schemas.microsoft.com/office/word/2015/wordml/symex" xmlns:wpg="http://schemas.microsoft.com/office/word/2010/wordprocessingGroup" xmlns:wpi="http://schemas.microsoft.com/office/word/2010/wordprocessingInk" xmlns:wne="http://schemas.microsoft.com/office/word/2006/wordml" xmlns:wps="http://schemas.microsoft.com/office/word/2010/wordprocessingShape" mc:Ignorable="w14 w15 w16se w16cid w16 w16cex w16sdtdh w16sdtfl w16du wp14">
+  <w:abstractNum w:abstractNumId="0" w15:restartNumberingAfterBreak="0">
+    <w:nsid w:val="2F3363D9"/>
+    <w:multiLevelType w:val="hybridMultilevel"/>
+    <w:tmpl w:val="2558E850"/>
+    <w:lvl w:ilvl="0" w:tplc="40090001">
+      <w:start w:val="1"/>
+      <w:numFmt w:val="bullet"/>
+      <w:lvlText w:val=""/>
+      <w:lvlJc w:val="left"/>
+      <w:pPr>
+        <w:ind w:left="720" w:hanging="360"/>
+      </w:pPr>
+      <w:rPr>
+        <w:rFonts w:ascii="Symbol" w:hAnsi="Symbol" w:hint="default"/>
+      </w:rPr>
+    </w:lvl>
+    <w:lvl w:ilvl="1" w:tplc="40090003" w:tentative="1">
+      <w:start w:val="1"/>
+      <w:numFmt w:val="bullet"/>
+      <w:lvlText w:val="o"/>
+      <w:lvlJc w:val="left"/>
+      <w:pPr>
+        <w:ind w:left="1440" w:hanging="360"/>
+      </w:pPr>
+      <w:rPr>
+        <w:rFonts w:ascii="Courier New" w:hAnsi="Courier New" w:cs="Courier New" w:hint="default"/>
+      </w:rPr>
+    </w:lvl>
+    <w:lvl w:ilvl="2" w:tplc="40090005" w:tentative="1">
+      <w:start w:val="1"/>
+      <w:numFmt w:val="bullet"/>
+      <w:lvlText w:val=""/>
+      <w:lvlJc w:val="left"/>
+      <w:pPr>
+        <w:ind w:left="2160" w:hanging="360"/>
+      </w:pPr>
+      <w:rPr>
+        <w:rFonts w:ascii="Wingdings" w:hAnsi="Wingdings" w:hint="default"/>
+      </w:rPr>
+    </w:lvl>
+    <w:lvl w:ilvl="3" w:tplc="40090001" w:tentative="1">
+      <w:start w:val="1"/>
+      <w:numFmt w:val="bullet"/>
+      <w:lvlText w:val=""/>
+      <w:lvlJc w:val="left"/>
+      <w:pPr>
+        <w:ind w:left="2880" w:hanging="360"/>
+      </w:pPr>
+      <w:rPr>
+        <w:rFonts w:ascii="Symbol" w:hAnsi="Symbol" w:hint="default"/>
+      </w:rPr>
+    </w:lvl>
+    <w:lvl w:ilvl="4" w:tplc="40090003" w:tentative="1">
+      <w:start w:val="1"/>
+      <w:numFmt w:val="bullet"/>
+      <w:lvlText w:val="o"/>
+      <w:lvlJc w:val="left"/>
+      <w:pPr>
+        <w:ind w:left="3600" w:hanging="360"/>
+      </w:pPr>
+      <w:rPr>
+        <w:rFonts w:ascii="Courier New" w:hAnsi="Courier New" w:cs="Courier New" w:hint="default"/>
+      </w:rPr>
+    </w:lvl>
+    <w:lvl w:ilvl="5" w:tplc="40090005" w:tentative="1">
+      <w:start w:val="1"/>
+      <w:numFmt w:val="bullet"/>
+      <w:lvlText w:val=""/>
+      <w:lvlJc w:val="left"/>
+      <w:pPr>
+        <w:ind w:left="4320" w:hanging="360"/>
+      </w:pPr>
+      <w:rPr>
+        <w:rFonts w:ascii="Wingdings" w:hAnsi="Wingdings" w:hint="default"/>
+      </w:rPr>
+    </w:lvl>
+    <w:lvl w:ilvl="6" w:tplc="40090001" w:tentative="1">
+      <w:start w:val="1"/>
+      <w:numFmt w:val="bullet"/>
+      <w:lvlText w:val=""/>
+      <w:lvlJc w:val="left"/>
+      <w:pPr>
+        <w:ind w:left="5040" w:hanging="360"/>
+      </w:pPr>
+      <w:rPr>
+        <w:rFonts w:ascii="Symbol" w:hAnsi="Symbol" w:hint="default"/>
+      </w:rPr>
+    </w:lvl>
+    <w:lvl w:ilvl="7" w:tplc="40090003" w:tentative="1">
+      <w:start w:val="1"/>
+      <w:numFmt w:val="bullet"/>
+      <w:lvlText w:val="o"/>
+      <w:lvlJc w:val="left"/>
+      <w:pPr>
+        <w:ind w:left="5760" w:hanging="360"/>
+      </w:pPr>
+      <w:rPr>
+        <w:rFonts w:ascii="Courier New" w:hAnsi="Courier New" w:cs="Courier New" w:hint="default"/>
+      </w:rPr>
+    </w:lvl>
+    <w:lvl w:ilvl="8" w:tplc="40090005" w:tentative="1">
+      <w:start w:val="1"/>
+      <w:numFmt w:val="bullet"/>
+      <w:lvlText w:val=""/>
+      <w:lvlJc w:val="left"/>
+      <w:pPr>
+        <w:ind w:left="6480" w:hanging="360"/>
+      </w:pPr>
+      <w:rPr>
+        <w:rFonts w:ascii="Wingdings" w:hAnsi="Wingdings" w:hint="default"/>
+      </w:rPr>
+    </w:lvl>
+  </w:abstractNum>
+  <w:num w:numId="1" w16cid:durableId="1982268680">
+    <w:abstractNumId w:val="0"/>
+  </w:num>
+</w:numbering>
 </file>
 
 <file path=word/styles.xml><?xml version="1.0" encoding="utf-8"?>
